--- a/static/templates-se2026/bapp_termin2_pml_se2026.docx
+++ b/static/templates-se2026/bapp_termin2_pml_se2026.docx
@@ -1849,16 +1849,16 @@
       <w:r>
         <w:rPr>
           <w:rFonts w:ascii="Bookman Old Style" w:eastAsia="Bookman Old Style" w:hAnsi="Bookman Old Style" w:cs="Bookman Old Style"/>
-          <w:color w:val="FF0000"/>
-          <w:sz w:val="24"/>
-          <w:szCs w:val="24"/>
-        </w:rPr>
-      </w:r>
-      <w:proofErr w:type="spellStart"/>
-      <w:r>
-        <w:rPr>
-          <w:rFonts w:ascii="Bookman Old Style" w:eastAsia="Bookman Old Style" w:hAnsi="Bookman Old Style" w:cs="Bookman Old Style"/>
-          <w:color w:val="FF0000"/>
+          <w:color w:val="000000"/>
+          <w:sz w:val="24"/>
+          <w:szCs w:val="24"/>
+        </w:rPr>
+      </w:r>
+      <w:proofErr w:type="spellStart"/>
+      <w:r>
+        <w:rPr>
+          <w:rFonts w:ascii="Bookman Old Style" w:eastAsia="Bookman Old Style" w:hAnsi="Bookman Old Style" w:cs="Bookman Old Style"/>
+          <w:color w:val="000000"/>
           <w:sz w:val="24"/>
           <w:szCs w:val="24"/>
         </w:rPr>
@@ -1868,7 +1868,7 @@
       <w:r>
         <w:rPr>
           <w:rFonts w:ascii="Bookman Old Style" w:eastAsia="Bookman Old Style" w:hAnsi="Bookman Old Style" w:cs="Bookman Old Style"/>
-          <w:color w:val="FF0000"/>
+          <w:color w:val="000000"/>
           <w:sz w:val="24"/>
           <w:szCs w:val="24"/>
         </w:rPr>
@@ -1878,7 +1878,7 @@
       <w:r>
         <w:rPr>
           <w:rFonts w:ascii="Bookman Old Style" w:eastAsia="Bookman Old Style" w:hAnsi="Bookman Old Style" w:cs="Bookman Old Style"/>
-          <w:color w:val="FF0000"/>
+          <w:color w:val="000000"/>
           <w:sz w:val="24"/>
           <w:szCs w:val="24"/>
         </w:rPr>
@@ -1888,7 +1888,7 @@
       <w:r>
         <w:rPr>
           <w:rFonts w:ascii="Bookman Old Style" w:eastAsia="Bookman Old Style" w:hAnsi="Bookman Old Style" w:cs="Bookman Old Style"/>
-          <w:color w:val="FF0000"/>
+          <w:color w:val="000000"/>
           <w:sz w:val="24"/>
           <w:szCs w:val="24"/>
         </w:rPr>
@@ -1898,7 +1898,7 @@
       <w:r>
         <w:rPr>
           <w:rFonts w:ascii="Bookman Old Style" w:eastAsia="Bookman Old Style" w:hAnsi="Bookman Old Style" w:cs="Bookman Old Style"/>
-          <w:color w:val="FF0000"/>
+          <w:color w:val="000000"/>
           <w:sz w:val="24"/>
           <w:szCs w:val="24"/>
         </w:rPr>
@@ -1908,7 +1908,7 @@
       <w:r>
         <w:rPr>
           <w:rFonts w:ascii="Bookman Old Style" w:eastAsia="Bookman Old Style" w:hAnsi="Bookman Old Style" w:cs="Bookman Old Style"/>
-          <w:color w:val="FF0000"/>
+          <w:color w:val="000000"/>
           <w:sz w:val="24"/>
           <w:szCs w:val="24"/>
         </w:rPr>
@@ -3133,16 +3133,16 @@
       <w:r>
         <w:rPr>
           <w:rFonts w:ascii="Bookman Old Style" w:eastAsia="Bookman Old Style" w:hAnsi="Bookman Old Style" w:cs="Bookman Old Style"/>
-          <w:color w:val="FF0000"/>
-          <w:sz w:val="24"/>
-          <w:szCs w:val="24"/>
-        </w:rPr>
-      </w:r>
-      <w:proofErr w:type="spellStart"/>
-      <w:r>
-        <w:rPr>
-          <w:rFonts w:ascii="Bookman Old Style" w:eastAsia="Bookman Old Style" w:hAnsi="Bookman Old Style" w:cs="Bookman Old Style"/>
-          <w:color w:val="FF0000"/>
+          <w:color w:val="000000"/>
+          <w:sz w:val="24"/>
+          <w:szCs w:val="24"/>
+        </w:rPr>
+      </w:r>
+      <w:proofErr w:type="spellStart"/>
+      <w:r>
+        <w:rPr>
+          <w:rFonts w:ascii="Bookman Old Style" w:eastAsia="Bookman Old Style" w:hAnsi="Bookman Old Style" w:cs="Bookman Old Style"/>
+          <w:color w:val="000000"/>
           <w:sz w:val="24"/>
           <w:szCs w:val="24"/>
         </w:rPr>
@@ -3152,7 +3152,7 @@
       <w:r>
         <w:rPr>
           <w:rFonts w:ascii="Bookman Old Style" w:eastAsia="Bookman Old Style" w:hAnsi="Bookman Old Style" w:cs="Bookman Old Style"/>
-          <w:color w:val="FF0000"/>
+          <w:color w:val="000000"/>
           <w:sz w:val="24"/>
           <w:szCs w:val="24"/>
         </w:rPr>
@@ -3162,7 +3162,7 @@
       <w:r>
         <w:rPr>
           <w:rFonts w:ascii="Bookman Old Style" w:eastAsia="Bookman Old Style" w:hAnsi="Bookman Old Style" w:cs="Bookman Old Style"/>
-          <w:color w:val="FF0000"/>
+          <w:color w:val="000000"/>
           <w:sz w:val="24"/>
           <w:szCs w:val="24"/>
         </w:rPr>
@@ -3172,7 +3172,7 @@
       <w:r>
         <w:rPr>
           <w:rFonts w:ascii="Bookman Old Style" w:eastAsia="Bookman Old Style" w:hAnsi="Bookman Old Style" w:cs="Bookman Old Style"/>
-          <w:color w:val="FF0000"/>
+          <w:color w:val="000000"/>
           <w:sz w:val="24"/>
           <w:szCs w:val="24"/>
         </w:rPr>
@@ -3182,7 +3182,7 @@
       <w:r>
         <w:rPr>
           <w:rFonts w:ascii="Bookman Old Style" w:eastAsia="Bookman Old Style" w:hAnsi="Bookman Old Style" w:cs="Bookman Old Style"/>
-          <w:color w:val="FF0000"/>
+          <w:color w:val="000000"/>
           <w:sz w:val="24"/>
           <w:szCs w:val="24"/>
         </w:rPr>
@@ -3192,7 +3192,7 @@
       <w:r>
         <w:rPr>
           <w:rFonts w:ascii="Bookman Old Style" w:eastAsia="Bookman Old Style" w:hAnsi="Bookman Old Style" w:cs="Bookman Old Style"/>
-          <w:color w:val="FF0000"/>
+          <w:color w:val="000000"/>
           <w:sz w:val="24"/>
           <w:szCs w:val="24"/>
         </w:rPr>
@@ -5348,7 +5348,7 @@
                 <w:rFonts w:ascii="Bookman Old Style" w:eastAsia="Bookman Old Style" w:hAnsi="Bookman Old Style" w:cs="Bookman Old Style"/>
                 <w:i/>
                 <w:iCs/>
-                <w:color w:val="FF0000"/>
+                <w:color w:val="000000"/>
                 <w:sz w:val="24"/>
                 <w:szCs w:val="24"/>
                 <w:u w:val="single"/>
@@ -5358,7 +5358,7 @@
             <w:r>
               <w:rPr>
                 <w:rFonts w:ascii="Bookman Old Style" w:eastAsia="Bookman Old Style" w:hAnsi="Bookman Old Style" w:cs="Bookman Old Style"/>
-                <w:color w:val="FF0000"/>
+                <w:color w:val="000000"/>
                 <w:sz w:val="24"/>
                 <w:szCs w:val="24"/>
               </w:rPr>
@@ -5402,7 +5402,7 @@
               <w:jc w:val="center"/>
               <w:rPr>
                 <w:rFonts w:ascii="Bookman Old Style" w:eastAsia="Bookman Old Style" w:hAnsi="Bookman Old Style" w:cs="Bookman Old Style"/>
-                <w:color w:val="FF0000"/>
+                <w:color w:val="000000"/>
                 <w:sz w:val="24"/>
                 <w:szCs w:val="24"/>
               </w:rPr>
@@ -5490,7 +5490,7 @@
                 <w:rFonts w:ascii="Bookman Old Style" w:eastAsia="Bookman Old Style" w:hAnsi="Bookman Old Style" w:cs="Bookman Old Style"/>
                 <w:i/>
                 <w:iCs/>
-                <w:color w:val="FF0000"/>
+                <w:color w:val="000000"/>
                 <w:sz w:val="24"/>
                 <w:szCs w:val="24"/>
                 <w:u w:val="single"/>
@@ -5500,7 +5500,7 @@
             <w:r>
               <w:rPr>
                 <w:rFonts w:ascii="Bookman Old Style" w:eastAsia="Bookman Old Style" w:hAnsi="Bookman Old Style" w:cs="Bookman Old Style"/>
-                <w:color w:val="FF0000"/>
+                <w:color w:val="000000"/>
                 <w:sz w:val="24"/>
                 <w:szCs w:val="24"/>
               </w:rPr>
@@ -6006,16 +6006,16 @@
         <w:ind w:left="360"/>
         <w:rPr>
           <w:rFonts w:ascii="Bookman Old Style" w:eastAsia="Bookman Old Style" w:hAnsi="Bookman Old Style" w:cs="Bookman Old Style"/>
-          <w:color w:val="FF0000"/>
-          <w:sz w:val="24"/>
-          <w:szCs w:val="24"/>
-        </w:rPr>
-      </w:pPr>
-      <w:proofErr w:type="spellStart"/>
-      <w:r>
-        <w:rPr>
-          <w:rFonts w:ascii="Bookman Old Style" w:eastAsia="Bookman Old Style" w:hAnsi="Bookman Old Style" w:cs="Bookman Old Style"/>
-          <w:color w:val="FF0000"/>
+          <w:color w:val="000000"/>
+          <w:sz w:val="24"/>
+          <w:szCs w:val="24"/>
+        </w:rPr>
+      </w:pPr>
+      <w:proofErr w:type="spellStart"/>
+      <w:r>
+        <w:rPr>
+          <w:rFonts w:ascii="Bookman Old Style" w:eastAsia="Bookman Old Style" w:hAnsi="Bookman Old Style" w:cs="Bookman Old Style"/>
+          <w:color w:val="000000"/>
           <w:sz w:val="24"/>
           <w:szCs w:val="24"/>
         </w:rPr>
@@ -6025,7 +6025,7 @@
       <w:r>
         <w:rPr>
           <w:rFonts w:ascii="Bookman Old Style" w:eastAsia="Bookman Old Style" w:hAnsi="Bookman Old Style" w:cs="Bookman Old Style"/>
-          <w:color w:val="FF0000"/>
+          <w:color w:val="000000"/>
           <w:sz w:val="24"/>
           <w:szCs w:val="24"/>
         </w:rPr>
@@ -6035,7 +6035,7 @@
       <w:r>
         <w:rPr>
           <w:rFonts w:ascii="Bookman Old Style" w:eastAsia="Bookman Old Style" w:hAnsi="Bookman Old Style" w:cs="Bookman Old Style"/>
-          <w:color w:val="FF0000"/>
+          <w:color w:val="000000"/>
           <w:sz w:val="24"/>
           <w:szCs w:val="24"/>
         </w:rPr>
@@ -6045,7 +6045,7 @@
       <w:r>
         <w:rPr>
           <w:rFonts w:ascii="Bookman Old Style" w:eastAsia="Bookman Old Style" w:hAnsi="Bookman Old Style" w:cs="Bookman Old Style"/>
-          <w:color w:val="FF0000"/>
+          <w:color w:val="000000"/>
           <w:sz w:val="24"/>
           <w:szCs w:val="24"/>
         </w:rPr>
@@ -7753,7 +7753,7 @@
             <w:r>
               <w:rPr>
                 <w:rFonts w:ascii="Bookman Old Style" w:eastAsia="Bookman Old Style" w:hAnsi="Bookman Old Style" w:cs="Bookman Old Style"/>
-                <w:color w:val="FF0000"/>
+                <w:color w:val="000000"/>
                 <w:sz w:val="24"/>
                 <w:szCs w:val="24"/>
               </w:rPr>
@@ -7764,7 +7764,7 @@
                 <w:rFonts w:ascii="Bookman Old Style" w:eastAsia="Bookman Old Style" w:hAnsi="Bookman Old Style" w:cs="Bookman Old Style"/>
                 <w:i/>
                 <w:iCs/>
-                <w:color w:val="FF0000"/>
+                <w:color w:val="000000"/>
                 <w:sz w:val="24"/>
                 <w:szCs w:val="24"/>
               </w:rPr>
@@ -7773,7 +7773,7 @@
             <w:r>
               <w:rPr>
                 <w:rFonts w:ascii="Bookman Old Style" w:eastAsia="Bookman Old Style" w:hAnsi="Bookman Old Style" w:cs="Bookman Old Style"/>
-                <w:color w:val="FF0000"/>
+                <w:color w:val="000000"/>
                 <w:sz w:val="24"/>
                 <w:szCs w:val="24"/>
               </w:rPr>
@@ -8322,16 +8322,16 @@
         <w:ind w:left="360"/>
         <w:rPr>
           <w:rFonts w:ascii="Bookman Old Style" w:eastAsia="Bookman Old Style" w:hAnsi="Bookman Old Style" w:cs="Bookman Old Style"/>
-          <w:color w:val="FF0000"/>
-          <w:sz w:val="24"/>
-          <w:szCs w:val="24"/>
-        </w:rPr>
-      </w:pPr>
-      <w:proofErr w:type="spellStart"/>
-      <w:r>
-        <w:rPr>
-          <w:rFonts w:ascii="Bookman Old Style" w:eastAsia="Bookman Old Style" w:hAnsi="Bookman Old Style" w:cs="Bookman Old Style"/>
-          <w:color w:val="FF0000"/>
+          <w:color w:val="000000"/>
+          <w:sz w:val="24"/>
+          <w:szCs w:val="24"/>
+        </w:rPr>
+      </w:pPr>
+      <w:proofErr w:type="spellStart"/>
+      <w:r>
+        <w:rPr>
+          <w:rFonts w:ascii="Bookman Old Style" w:eastAsia="Bookman Old Style" w:hAnsi="Bookman Old Style" w:cs="Bookman Old Style"/>
+          <w:color w:val="000000"/>
           <w:sz w:val="24"/>
           <w:szCs w:val="24"/>
         </w:rPr>
@@ -8341,7 +8341,7 @@
       <w:r>
         <w:rPr>
           <w:rFonts w:ascii="Bookman Old Style" w:eastAsia="Bookman Old Style" w:hAnsi="Bookman Old Style" w:cs="Bookman Old Style"/>
-          <w:color w:val="FF0000"/>
+          <w:color w:val="000000"/>
           <w:sz w:val="24"/>
           <w:szCs w:val="24"/>
         </w:rPr>
@@ -8351,7 +8351,7 @@
       <w:r>
         <w:rPr>
           <w:rFonts w:ascii="Bookman Old Style" w:eastAsia="Bookman Old Style" w:hAnsi="Bookman Old Style" w:cs="Bookman Old Style"/>
-          <w:color w:val="FF0000"/>
+          <w:color w:val="000000"/>
           <w:sz w:val="24"/>
           <w:szCs w:val="24"/>
         </w:rPr>
@@ -8361,7 +8361,7 @@
       <w:r>
         <w:rPr>
           <w:rFonts w:ascii="Bookman Old Style" w:eastAsia="Bookman Old Style" w:hAnsi="Bookman Old Style" w:cs="Bookman Old Style"/>
-          <w:color w:val="FF0000"/>
+          <w:color w:val="000000"/>
           <w:sz w:val="24"/>
           <w:szCs w:val="24"/>
         </w:rPr>

--- a/static/templates-se2026/bapp_termin2_pml_se2026.docx
+++ b/static/templates-se2026/bapp_termin2_pml_se2026.docx
@@ -3119,7 +3119,7 @@
           <w:sz w:val="24"/>
           <w:szCs w:val="24"/>
         </w:rPr>
-        <w:t>sejumlah ${realisasi_sls} SLS/Sub-SLS dan/</w:t>
+        <w:t>sejumlah ${target_sls} SLS/Sub-SLS dan/</w:t>
       </w:r>
       <w:proofErr w:type="spellEnd"/>
       <w:r>
@@ -4003,6 +4003,36 @@
           </w:p>
           <w:p>
             <w:pPr>
+              <w:spacing w:after="240" w:line="240" w:lineRule="auto"/>
+              <w:rPr>
+                <w:rFonts w:ascii="Times New Roman" w:eastAsia="Times New Roman" w:hAnsi="Times New Roman" w:cs="Times New Roman"/>
+                <w:sz w:val="24"/>
+                <w:szCs w:val="24"/>
+              </w:rPr>
+            </w:pPr>
+          </w:p>
+          <w:p>
+            <w:pPr>
+              <w:spacing w:after="240" w:line="240" w:lineRule="auto"/>
+              <w:rPr>
+                <w:rFonts w:ascii="Times New Roman" w:eastAsia="Times New Roman" w:hAnsi="Times New Roman" w:cs="Times New Roman"/>
+                <w:sz w:val="24"/>
+                <w:szCs w:val="24"/>
+              </w:rPr>
+            </w:pPr>
+          </w:p>
+          <w:p>
+            <w:pPr>
+              <w:spacing w:after="240" w:line="240" w:lineRule="auto"/>
+              <w:rPr>
+                <w:rFonts w:ascii="Times New Roman" w:eastAsia="Times New Roman" w:hAnsi="Times New Roman" w:cs="Times New Roman"/>
+                <w:sz w:val="24"/>
+                <w:szCs w:val="24"/>
+              </w:rPr>
+            </w:pPr>
+          </w:p>
+          <w:p>
+            <w:pPr>
               <w:spacing w:after="0" w:line="240" w:lineRule="auto"/>
               <w:jc w:val="center"/>
               <w:rPr>
@@ -4050,6 +4080,36 @@
               </w:rPr>
               <w:t>PIHAK PERTAMA,</w:t>
             </w:r>
+          </w:p>
+          <w:p>
+            <w:pPr>
+              <w:spacing w:after="240" w:line="240" w:lineRule="auto"/>
+              <w:rPr>
+                <w:rFonts w:ascii="Times New Roman" w:eastAsia="Times New Roman" w:hAnsi="Times New Roman" w:cs="Times New Roman"/>
+                <w:sz w:val="24"/>
+                <w:szCs w:val="24"/>
+              </w:rPr>
+            </w:pPr>
+          </w:p>
+          <w:p>
+            <w:pPr>
+              <w:spacing w:after="240" w:line="240" w:lineRule="auto"/>
+              <w:rPr>
+                <w:rFonts w:ascii="Times New Roman" w:eastAsia="Times New Roman" w:hAnsi="Times New Roman" w:cs="Times New Roman"/>
+                <w:sz w:val="24"/>
+                <w:szCs w:val="24"/>
+              </w:rPr>
+            </w:pPr>
+          </w:p>
+          <w:p>
+            <w:pPr>
+              <w:spacing w:after="240" w:line="240" w:lineRule="auto"/>
+              <w:rPr>
+                <w:rFonts w:ascii="Times New Roman" w:eastAsia="Times New Roman" w:hAnsi="Times New Roman" w:cs="Times New Roman"/>
+                <w:sz w:val="24"/>
+                <w:szCs w:val="24"/>
+              </w:rPr>
+            </w:pPr>
           </w:p>
           <w:p>
             <w:pPr>
@@ -6157,6 +6217,39 @@
             <w:pPr>
               <w:widowControl w:val="0"/>
               <w:spacing w:after="0" w:line="240" w:lineRule="auto"/>
+              <w:rPr>
+                <w:rFonts w:ascii="Bookman Old Style" w:eastAsia="Bookman Old Style" w:hAnsi="Bookman Old Style" w:cs="Bookman Old Style"/>
+                <w:sz w:val="24"/>
+                <w:szCs w:val="24"/>
+              </w:rPr>
+            </w:pPr>
+          </w:p>
+          <w:p>
+            <w:pPr>
+              <w:widowControl w:val="0"/>
+              <w:spacing w:after="0" w:line="240" w:lineRule="auto"/>
+              <w:rPr>
+                <w:rFonts w:ascii="Bookman Old Style" w:eastAsia="Bookman Old Style" w:hAnsi="Bookman Old Style" w:cs="Bookman Old Style"/>
+                <w:sz w:val="24"/>
+                <w:szCs w:val="24"/>
+              </w:rPr>
+            </w:pPr>
+          </w:p>
+          <w:p>
+            <w:pPr>
+              <w:widowControl w:val="0"/>
+              <w:spacing w:after="0" w:line="240" w:lineRule="auto"/>
+              <w:rPr>
+                <w:rFonts w:ascii="Bookman Old Style" w:eastAsia="Bookman Old Style" w:hAnsi="Bookman Old Style" w:cs="Bookman Old Style"/>
+                <w:sz w:val="24"/>
+                <w:szCs w:val="24"/>
+              </w:rPr>
+            </w:pPr>
+          </w:p>
+          <w:p>
+            <w:pPr>
+              <w:widowControl w:val="0"/>
+              <w:spacing w:after="0" w:line="240" w:lineRule="auto"/>
               <w:jc w:val="center"/>
               <w:rPr>
                 <w:rFonts w:ascii="Bookman Old Style" w:eastAsia="Bookman Old Style" w:hAnsi="Bookman Old Style" w:cs="Bookman Old Style"/>
@@ -6255,7 +6348,28 @@
             <w:pPr>
               <w:widowControl w:val="0"/>
               <w:spacing w:after="0" w:line="240" w:lineRule="auto"/>
-              <w:jc w:val="center"/>
+              <w:rPr>
+                <w:rFonts w:ascii="Bookman Old Style" w:eastAsia="Bookman Old Style" w:hAnsi="Bookman Old Style" w:cs="Bookman Old Style"/>
+                <w:sz w:val="24"/>
+                <w:szCs w:val="24"/>
+              </w:rPr>
+            </w:pPr>
+          </w:p>
+          <w:p>
+            <w:pPr>
+              <w:widowControl w:val="0"/>
+              <w:spacing w:after="0" w:line="240" w:lineRule="auto"/>
+              <w:rPr>
+                <w:rFonts w:ascii="Bookman Old Style" w:eastAsia="Bookman Old Style" w:hAnsi="Bookman Old Style" w:cs="Bookman Old Style"/>
+                <w:sz w:val="24"/>
+                <w:szCs w:val="24"/>
+              </w:rPr>
+            </w:pPr>
+          </w:p>
+          <w:p>
+            <w:pPr>
+              <w:widowControl w:val="0"/>
+              <w:spacing w:after="0" w:line="240" w:lineRule="auto"/>
               <w:rPr>
                 <w:rFonts w:ascii="Bookman Old Style" w:eastAsia="Bookman Old Style" w:hAnsi="Bookman Old Style" w:cs="Bookman Old Style"/>
                 <w:sz w:val="24"/>
@@ -6274,6 +6388,18 @@
                 <w:szCs w:val="24"/>
               </w:rPr>
             </w:pPr>
+          </w:p>
+          <w:p>
+            <w:pPr>
+              <w:widowControl w:val="0"/>
+              <w:spacing w:after="0" w:line="240" w:lineRule="auto"/>
+              <w:jc w:val="center"/>
+              <w:rPr>
+                <w:rFonts w:ascii="Bookman Old Style" w:eastAsia="Bookman Old Style" w:hAnsi="Bookman Old Style" w:cs="Bookman Old Style"/>
+                <w:sz w:val="24"/>
+                <w:szCs w:val="24"/>
+              </w:rPr>
+            </w:pPr>
             <w:r>
               <w:rPr>
                 <w:rFonts w:ascii="Bookman Old Style" w:eastAsia="Bookman Old Style" w:hAnsi="Bookman Old Style" w:cs="Bookman Old Style"/>
@@ -6435,2354 +6561,6 @@
         <w:t>${nama_ppk}</w:t>
       </w:r>
     </w:p>
-    <w:p>
-      <w:pPr>
-        <w:widowControl w:val="0"/>
-        <w:spacing w:after="0" w:line="240" w:lineRule="auto"/>
-        <w:rPr>
-          <w:rFonts w:ascii="Bookman Old Style" w:eastAsia="Bookman Old Style" w:hAnsi="Bookman Old Style" w:cs="Bookman Old Style"/>
-          <w:sz w:val="24"/>
-          <w:szCs w:val="24"/>
-        </w:rPr>
-      </w:pPr>
-    </w:p>
-    <w:p>
-      <w:pPr>
-        <w:widowControl w:val="0"/>
-        <w:spacing w:after="0" w:line="240" w:lineRule="auto"/>
-        <w:rPr>
-          <w:rFonts w:ascii="Bookman Old Style" w:eastAsia="Bookman Old Style" w:hAnsi="Bookman Old Style" w:cs="Bookman Old Style"/>
-          <w:sz w:val="24"/>
-          <w:szCs w:val="24"/>
-        </w:rPr>
-      </w:pPr>
-    </w:p>
-    <w:p>
-      <w:pPr>
-        <w:widowControl w:val="0"/>
-        <w:spacing w:after="0" w:line="240" w:lineRule="auto"/>
-        <w:rPr>
-          <w:rFonts w:ascii="Bookman Old Style" w:eastAsia="Bookman Old Style" w:hAnsi="Bookman Old Style" w:cs="Bookman Old Style"/>
-          <w:sz w:val="24"/>
-          <w:szCs w:val="24"/>
-        </w:rPr>
-      </w:pPr>
-    </w:p>
-    <w:p>
-      <w:pPr>
-        <w:widowControl w:val="0"/>
-        <w:spacing w:after="0" w:line="240" w:lineRule="auto"/>
-        <w:rPr>
-          <w:rFonts w:ascii="Bookman Old Style" w:eastAsia="Bookman Old Style" w:hAnsi="Bookman Old Style" w:cs="Bookman Old Style"/>
-          <w:sz w:val="24"/>
-          <w:szCs w:val="24"/>
-        </w:rPr>
-      </w:pPr>
-    </w:p>
-    <w:p>
-      <w:pPr>
-        <w:spacing w:after="0" w:line="240" w:lineRule="auto"/>
-        <w:ind w:left="360"/>
-        <w:rPr>
-          <w:rFonts w:ascii="Bookman Old Style" w:eastAsia="Bookman Old Style" w:hAnsi="Bookman Old Style" w:cs="Bookman Old Style"/>
-          <w:sz w:val="24"/>
-          <w:szCs w:val="24"/>
-        </w:rPr>
-      </w:pPr>
-    </w:p>
-    <w:p>
-      <w:pPr>
-        <w:spacing w:after="0" w:line="240" w:lineRule="auto"/>
-        <w:rPr>
-          <w:rFonts w:ascii="Times New Roman" w:eastAsia="Times New Roman" w:hAnsi="Times New Roman" w:cs="Times New Roman"/>
-          <w:sz w:val="24"/>
-          <w:szCs w:val="24"/>
-        </w:rPr>
-      </w:pPr>
-      <w:r>
-        <w:rPr>
-          <w:rFonts w:ascii="Times New Roman" w:eastAsia="Times New Roman" w:hAnsi="Times New Roman" w:cs="Times New Roman"/>
-          <w:sz w:val="24"/>
-          <w:szCs w:val="24"/>
-        </w:rPr>
-        <w:br/>
-      </w:r>
-      <w:r>
-        <w:rPr>
-          <w:rFonts w:ascii="Times New Roman" w:eastAsia="Times New Roman" w:hAnsi="Times New Roman" w:cs="Times New Roman"/>
-          <w:sz w:val="24"/>
-          <w:szCs w:val="24"/>
-        </w:rPr>
-        <w:br/>
-      </w:r>
-    </w:p>
-    <w:p>
-      <w:pPr>
-        <w:spacing w:after="0" w:line="240" w:lineRule="auto"/>
-        <w:rPr>
-          <w:rFonts w:ascii="Times New Roman" w:eastAsia="Times New Roman" w:hAnsi="Times New Roman" w:cs="Times New Roman"/>
-          <w:sz w:val="24"/>
-          <w:szCs w:val="24"/>
-        </w:rPr>
-      </w:pPr>
-    </w:p>
-    <w:p>
-      <w:pPr>
-        <w:spacing w:after="0" w:line="240" w:lineRule="auto"/>
-        <w:rPr>
-          <w:rFonts w:ascii="Times New Roman" w:eastAsia="Times New Roman" w:hAnsi="Times New Roman" w:cs="Times New Roman"/>
-          <w:sz w:val="24"/>
-          <w:szCs w:val="24"/>
-        </w:rPr>
-      </w:pPr>
-      <w:r>
-        <w:rPr>
-          <w:rFonts w:ascii="Times New Roman" w:eastAsia="Times New Roman" w:hAnsi="Times New Roman" w:cs="Times New Roman"/>
-          <w:sz w:val="24"/>
-          <w:szCs w:val="24"/>
-        </w:rPr>
-        <w:br/>
-      </w:r>
-    </w:p>
-    <w:p>
-      <w:pPr>
-        <w:numPr>
-          <w:ilvl w:val="0"/>
-          <w:numId w:val="5"/>
-        </w:numPr>
-        <w:pBdr>
-          <w:top w:val="nil"/>
-          <w:left w:val="nil"/>
-          <w:bottom w:val="nil"/>
-          <w:right w:val="nil"/>
-          <w:between w:val="nil"/>
-        </w:pBdr>
-        <w:spacing w:after="200" w:line="240" w:lineRule="auto"/>
-        <w:rPr>
-          <w:rFonts w:ascii="Bookman Old Style" w:eastAsia="Bookman Old Style" w:hAnsi="Bookman Old Style" w:cs="Bookman Old Style"/>
-          <w:color w:val="000000"/>
-          <w:sz w:val="24"/>
-          <w:szCs w:val="24"/>
-        </w:rPr>
-      </w:pPr>
-      <w:r>
-        <w:rPr>
-          <w:rFonts w:ascii="Bookman Old Style" w:eastAsia="Bookman Old Style" w:hAnsi="Bookman Old Style" w:cs="Bookman Old Style"/>
-          <w:color w:val="000000"/>
-          <w:sz w:val="24"/>
-          <w:szCs w:val="24"/>
-        </w:rPr>
-        <w:lastRenderedPageBreak/>
-        <w:t xml:space="preserve">DAFTAR URAIAN </w:t>
-      </w:r>
-      <w:r>
-        <w:rPr>
-          <w:rFonts w:ascii="Bookman Old Style" w:eastAsia="Bookman Old Style" w:hAnsi="Bookman Old Style" w:cs="Bookman Old Style"/>
-          <w:sz w:val="24"/>
-          <w:szCs w:val="24"/>
-        </w:rPr>
-        <w:t>PEKERJAAN</w:t>
-      </w:r>
-      <w:r>
-        <w:rPr>
-          <w:rFonts w:ascii="Bookman Old Style" w:eastAsia="Bookman Old Style" w:hAnsi="Bookman Old Style" w:cs="Bookman Old Style"/>
-          <w:color w:val="000000"/>
-          <w:sz w:val="24"/>
-          <w:szCs w:val="24"/>
-        </w:rPr>
-        <w:t>, WAKTU PENYELESAIAN, TARGET PEKERJAAN, REALISASI PEKERJAAN DAN NILAI PERJANJIAN</w:t>
-      </w:r>
-    </w:p>
-    <w:p>
-      <w:pPr>
-        <w:spacing w:after="0" w:line="240" w:lineRule="auto"/>
-        <w:rPr>
-          <w:rFonts w:ascii="Times New Roman" w:eastAsia="Times New Roman" w:hAnsi="Times New Roman" w:cs="Times New Roman"/>
-          <w:sz w:val="24"/>
-          <w:szCs w:val="24"/>
-        </w:rPr>
-      </w:pPr>
-    </w:p>
-    <w:tbl>
-      <w:tblPr>
-        <w:tblStyle w:val="a2"/>
-        <w:tblW w:w="12060" w:type="dxa"/>
-        <w:jc w:val="center"/>
-        <w:tblInd w:w="0" w:type="dxa"/>
-        <w:tblLayout w:type="fixed"/>
-        <w:tblLook w:val="0400" w:firstRow="0" w:lastRow="0" w:firstColumn="0" w:lastColumn="0" w:noHBand="0" w:noVBand="1"/>
-      </w:tblPr>
-      <w:tblGrid>
-        <w:gridCol w:w="3900"/>
-        <w:gridCol w:w="1800"/>
-        <w:gridCol w:w="1365"/>
-        <w:gridCol w:w="1230"/>
-        <w:gridCol w:w="1755"/>
-        <w:gridCol w:w="2010"/>
-      </w:tblGrid>
-      <w:tr>
-        <w:trPr>
-          <w:trHeight w:val="477"/>
-          <w:jc w:val="center"/>
-        </w:trPr>
-        <w:tc>
-          <w:tcPr>
-            <w:tcW w:w="3900" w:type="dxa"/>
-            <w:vMerge w:val="restart"/>
-            <w:tcBorders>
-              <w:top w:val="single" w:sz="8" w:space="0" w:color="000000"/>
-              <w:left w:val="single" w:sz="8" w:space="0" w:color="000000"/>
-              <w:bottom w:val="single" w:sz="8" w:space="0" w:color="000000"/>
-              <w:right w:val="single" w:sz="8" w:space="0" w:color="000000"/>
-            </w:tcBorders>
-            <w:vAlign w:val="center"/>
-          </w:tcPr>
-          <w:p>
-            <w:pPr>
-              <w:spacing w:after="0" w:line="240" w:lineRule="auto"/>
-              <w:jc w:val="center"/>
-              <w:rPr>
-                <w:rFonts w:ascii="Times New Roman" w:eastAsia="Times New Roman" w:hAnsi="Times New Roman" w:cs="Times New Roman"/>
-                <w:sz w:val="24"/>
-                <w:szCs w:val="24"/>
-              </w:rPr>
-            </w:pPr>
-            <w:proofErr w:type="spellStart"/>
-            <w:r>
-              <w:rPr>
-                <w:rFonts w:ascii="Bookman Old Style" w:eastAsia="Bookman Old Style" w:hAnsi="Bookman Old Style" w:cs="Bookman Old Style"/>
-                <w:color w:val="000000"/>
-                <w:sz w:val="24"/>
-                <w:szCs w:val="24"/>
-              </w:rPr>
-              <w:t>Uraian</w:t>
-            </w:r>
-            <w:proofErr w:type="spellEnd"/>
-            <w:r>
-              <w:rPr>
-                <w:rFonts w:ascii="Bookman Old Style" w:eastAsia="Bookman Old Style" w:hAnsi="Bookman Old Style" w:cs="Bookman Old Style"/>
-                <w:color w:val="000000"/>
-                <w:sz w:val="24"/>
-                <w:szCs w:val="24"/>
-              </w:rPr>
-              <w:t xml:space="preserve"> </w:t>
-            </w:r>
-            <w:proofErr w:type="spellStart"/>
-            <w:r>
-              <w:rPr>
-                <w:rFonts w:ascii="Bookman Old Style" w:eastAsia="Bookman Old Style" w:hAnsi="Bookman Old Style" w:cs="Bookman Old Style"/>
-                <w:sz w:val="24"/>
-                <w:szCs w:val="24"/>
-              </w:rPr>
-              <w:t>Pekerjaan</w:t>
-            </w:r>
-            <w:proofErr w:type="spellEnd"/>
-          </w:p>
-        </w:tc>
-        <w:tc>
-          <w:tcPr>
-            <w:tcW w:w="1800" w:type="dxa"/>
-            <w:vMerge w:val="restart"/>
-            <w:tcBorders>
-              <w:top w:val="single" w:sz="8" w:space="0" w:color="000000"/>
-              <w:left w:val="single" w:sz="8" w:space="0" w:color="000000"/>
-              <w:bottom w:val="single" w:sz="8" w:space="0" w:color="000000"/>
-              <w:right w:val="single" w:sz="8" w:space="0" w:color="000000"/>
-            </w:tcBorders>
-            <w:vAlign w:val="center"/>
-          </w:tcPr>
-          <w:p>
-            <w:pPr>
-              <w:spacing w:after="0" w:line="240" w:lineRule="auto"/>
-              <w:jc w:val="center"/>
-              <w:rPr>
-                <w:rFonts w:ascii="Times New Roman" w:eastAsia="Times New Roman" w:hAnsi="Times New Roman" w:cs="Times New Roman"/>
-                <w:sz w:val="24"/>
-                <w:szCs w:val="24"/>
-              </w:rPr>
-            </w:pPr>
-            <w:r>
-              <w:rPr>
-                <w:rFonts w:ascii="Bookman Old Style" w:eastAsia="Bookman Old Style" w:hAnsi="Bookman Old Style" w:cs="Bookman Old Style"/>
-                <w:color w:val="000000"/>
-                <w:sz w:val="24"/>
-                <w:szCs w:val="24"/>
-              </w:rPr>
-              <w:t xml:space="preserve">Waktu </w:t>
-            </w:r>
-            <w:proofErr w:type="spellStart"/>
-            <w:r>
-              <w:rPr>
-                <w:rFonts w:ascii="Bookman Old Style" w:eastAsia="Bookman Old Style" w:hAnsi="Bookman Old Style" w:cs="Bookman Old Style"/>
-                <w:color w:val="000000"/>
-                <w:sz w:val="24"/>
-                <w:szCs w:val="24"/>
-              </w:rPr>
-              <w:t>P</w:t>
-            </w:r>
-            <w:r>
-              <w:rPr>
-                <w:rFonts w:ascii="Bookman Old Style" w:eastAsia="Bookman Old Style" w:hAnsi="Bookman Old Style" w:cs="Bookman Old Style"/>
-                <w:sz w:val="24"/>
-                <w:szCs w:val="24"/>
-              </w:rPr>
-              <w:t>enyelesaian</w:t>
-            </w:r>
-            <w:proofErr w:type="spellEnd"/>
-          </w:p>
-        </w:tc>
-        <w:tc>
-          <w:tcPr>
-            <w:tcW w:w="2595" w:type="dxa"/>
-            <w:gridSpan w:val="2"/>
-            <w:tcBorders>
-              <w:top w:val="single" w:sz="8" w:space="0" w:color="000000"/>
-              <w:left w:val="single" w:sz="8" w:space="0" w:color="000000"/>
-              <w:bottom w:val="single" w:sz="8" w:space="0" w:color="000000"/>
-              <w:right w:val="single" w:sz="8" w:space="0" w:color="000000"/>
-            </w:tcBorders>
-            <w:vAlign w:val="center"/>
-          </w:tcPr>
-          <w:p>
-            <w:pPr>
-              <w:spacing w:after="0" w:line="240" w:lineRule="auto"/>
-              <w:jc w:val="center"/>
-              <w:rPr>
-                <w:rFonts w:ascii="Times New Roman" w:eastAsia="Times New Roman" w:hAnsi="Times New Roman" w:cs="Times New Roman"/>
-                <w:sz w:val="24"/>
-                <w:szCs w:val="24"/>
-              </w:rPr>
-            </w:pPr>
-            <w:r>
-              <w:rPr>
-                <w:rFonts w:ascii="Bookman Old Style" w:eastAsia="Bookman Old Style" w:hAnsi="Bookman Old Style" w:cs="Bookman Old Style"/>
-                <w:color w:val="000000"/>
-                <w:sz w:val="24"/>
-                <w:szCs w:val="24"/>
-              </w:rPr>
-              <w:t xml:space="preserve">Target </w:t>
-            </w:r>
-            <w:proofErr w:type="spellStart"/>
-            <w:r>
-              <w:rPr>
-                <w:rFonts w:ascii="Bookman Old Style" w:eastAsia="Bookman Old Style" w:hAnsi="Bookman Old Style" w:cs="Bookman Old Style"/>
-                <w:color w:val="000000"/>
-                <w:sz w:val="24"/>
-                <w:szCs w:val="24"/>
-              </w:rPr>
-              <w:t>Pekerjaan</w:t>
-            </w:r>
-            <w:proofErr w:type="spellEnd"/>
-          </w:p>
-        </w:tc>
-        <w:tc>
-          <w:tcPr>
-            <w:tcW w:w="1755" w:type="dxa"/>
-            <w:vMerge w:val="restart"/>
-            <w:tcBorders>
-              <w:top w:val="single" w:sz="8" w:space="0" w:color="000000"/>
-              <w:left w:val="single" w:sz="8" w:space="0" w:color="000000"/>
-              <w:bottom w:val="single" w:sz="8" w:space="0" w:color="000000"/>
-              <w:right w:val="single" w:sz="8" w:space="0" w:color="000000"/>
-            </w:tcBorders>
-            <w:vAlign w:val="center"/>
-          </w:tcPr>
-          <w:p>
-            <w:pPr>
-              <w:spacing w:after="0" w:line="240" w:lineRule="auto"/>
-              <w:jc w:val="center"/>
-              <w:rPr>
-                <w:rFonts w:ascii="Times New Roman" w:eastAsia="Times New Roman" w:hAnsi="Times New Roman" w:cs="Times New Roman"/>
-                <w:sz w:val="24"/>
-                <w:szCs w:val="24"/>
-              </w:rPr>
-            </w:pPr>
-            <w:proofErr w:type="spellStart"/>
-            <w:r>
-              <w:rPr>
-                <w:rFonts w:ascii="Bookman Old Style" w:eastAsia="Bookman Old Style" w:hAnsi="Bookman Old Style" w:cs="Bookman Old Style"/>
-                <w:color w:val="000000"/>
-                <w:sz w:val="24"/>
-                <w:szCs w:val="24"/>
-              </w:rPr>
-              <w:t>Realisasi</w:t>
-            </w:r>
-            <w:proofErr w:type="spellEnd"/>
-            <w:r>
-              <w:rPr>
-                <w:rFonts w:ascii="Bookman Old Style" w:eastAsia="Bookman Old Style" w:hAnsi="Bookman Old Style" w:cs="Bookman Old Style"/>
-                <w:color w:val="000000"/>
-                <w:sz w:val="24"/>
-                <w:szCs w:val="24"/>
-              </w:rPr>
-              <w:t xml:space="preserve"> </w:t>
-            </w:r>
-            <w:proofErr w:type="spellStart"/>
-            <w:r>
-              <w:rPr>
-                <w:rFonts w:ascii="Bookman Old Style" w:eastAsia="Bookman Old Style" w:hAnsi="Bookman Old Style" w:cs="Bookman Old Style"/>
-                <w:color w:val="000000"/>
-                <w:sz w:val="24"/>
-                <w:szCs w:val="24"/>
-              </w:rPr>
-              <w:t>Pekerjaan</w:t>
-            </w:r>
-            <w:proofErr w:type="spellEnd"/>
-          </w:p>
-        </w:tc>
-        <w:tc>
-          <w:tcPr>
-            <w:tcW w:w="2010" w:type="dxa"/>
-            <w:vMerge w:val="restart"/>
-            <w:tcBorders>
-              <w:top w:val="single" w:sz="8" w:space="0" w:color="000000"/>
-              <w:left w:val="single" w:sz="8" w:space="0" w:color="000000"/>
-              <w:bottom w:val="single" w:sz="8" w:space="0" w:color="000000"/>
-              <w:right w:val="single" w:sz="8" w:space="0" w:color="000000"/>
-            </w:tcBorders>
-            <w:vAlign w:val="center"/>
-          </w:tcPr>
-          <w:p>
-            <w:pPr>
-              <w:spacing w:after="0" w:line="240" w:lineRule="auto"/>
-              <w:jc w:val="center"/>
-              <w:rPr>
-                <w:rFonts w:ascii="Times New Roman" w:eastAsia="Times New Roman" w:hAnsi="Times New Roman" w:cs="Times New Roman"/>
-                <w:sz w:val="24"/>
-                <w:szCs w:val="24"/>
-              </w:rPr>
-            </w:pPr>
-            <w:r>
-              <w:rPr>
-                <w:rFonts w:ascii="Bookman Old Style" w:eastAsia="Bookman Old Style" w:hAnsi="Bookman Old Style" w:cs="Bookman Old Style"/>
-                <w:color w:val="000000"/>
-                <w:sz w:val="24"/>
-                <w:szCs w:val="24"/>
-              </w:rPr>
-              <w:t xml:space="preserve">Nilai </w:t>
-            </w:r>
-            <w:proofErr w:type="spellStart"/>
-            <w:r>
-              <w:rPr>
-                <w:rFonts w:ascii="Bookman Old Style" w:eastAsia="Bookman Old Style" w:hAnsi="Bookman Old Style" w:cs="Bookman Old Style"/>
-                <w:color w:val="000000"/>
-                <w:sz w:val="24"/>
-                <w:szCs w:val="24"/>
-              </w:rPr>
-              <w:t>Perjanjian</w:t>
-            </w:r>
-            <w:proofErr w:type="spellEnd"/>
-          </w:p>
-        </w:tc>
-      </w:tr>
-      <w:tr>
-        <w:trPr>
-          <w:trHeight w:val="471"/>
-          <w:jc w:val="center"/>
-        </w:trPr>
-        <w:tc>
-          <w:tcPr>
-            <w:tcW w:w="3900" w:type="dxa"/>
-            <w:vMerge/>
-            <w:tcBorders>
-              <w:top w:val="single" w:sz="8" w:space="0" w:color="000000"/>
-              <w:left w:val="single" w:sz="8" w:space="0" w:color="000000"/>
-              <w:bottom w:val="single" w:sz="8" w:space="0" w:color="000000"/>
-              <w:right w:val="single" w:sz="8" w:space="0" w:color="000000"/>
-            </w:tcBorders>
-            <w:vAlign w:val="center"/>
-          </w:tcPr>
-          <w:p>
-            <w:pPr>
-              <w:widowControl w:val="0"/>
-              <w:pBdr>
-                <w:top w:val="nil"/>
-                <w:left w:val="nil"/>
-                <w:bottom w:val="nil"/>
-                <w:right w:val="nil"/>
-                <w:between w:val="nil"/>
-              </w:pBdr>
-              <w:spacing w:after="0" w:line="276" w:lineRule="auto"/>
-              <w:rPr>
-                <w:rFonts w:ascii="Times New Roman" w:eastAsia="Times New Roman" w:hAnsi="Times New Roman" w:cs="Times New Roman"/>
-                <w:sz w:val="24"/>
-                <w:szCs w:val="24"/>
-              </w:rPr>
-            </w:pPr>
-          </w:p>
-        </w:tc>
-        <w:tc>
-          <w:tcPr>
-            <w:tcW w:w="1800" w:type="dxa"/>
-            <w:vMerge/>
-            <w:tcBorders>
-              <w:top w:val="single" w:sz="8" w:space="0" w:color="000000"/>
-              <w:left w:val="single" w:sz="8" w:space="0" w:color="000000"/>
-              <w:bottom w:val="single" w:sz="8" w:space="0" w:color="000000"/>
-              <w:right w:val="single" w:sz="8" w:space="0" w:color="000000"/>
-            </w:tcBorders>
-            <w:vAlign w:val="center"/>
-          </w:tcPr>
-          <w:p>
-            <w:pPr>
-              <w:widowControl w:val="0"/>
-              <w:pBdr>
-                <w:top w:val="nil"/>
-                <w:left w:val="nil"/>
-                <w:bottom w:val="nil"/>
-                <w:right w:val="nil"/>
-                <w:between w:val="nil"/>
-              </w:pBdr>
-              <w:spacing w:after="0" w:line="276" w:lineRule="auto"/>
-              <w:rPr>
-                <w:rFonts w:ascii="Times New Roman" w:eastAsia="Times New Roman" w:hAnsi="Times New Roman" w:cs="Times New Roman"/>
-                <w:sz w:val="24"/>
-                <w:szCs w:val="24"/>
-              </w:rPr>
-            </w:pPr>
-          </w:p>
-        </w:tc>
-        <w:tc>
-          <w:tcPr>
-            <w:tcW w:w="1365" w:type="dxa"/>
-            <w:tcBorders>
-              <w:top w:val="single" w:sz="8" w:space="0" w:color="000000"/>
-              <w:left w:val="single" w:sz="8" w:space="0" w:color="000000"/>
-              <w:bottom w:val="single" w:sz="8" w:space="0" w:color="000000"/>
-              <w:right w:val="single" w:sz="8" w:space="0" w:color="000000"/>
-            </w:tcBorders>
-            <w:vAlign w:val="center"/>
-          </w:tcPr>
-          <w:p>
-            <w:pPr>
-              <w:spacing w:after="0" w:line="240" w:lineRule="auto"/>
-              <w:jc w:val="center"/>
-              <w:rPr>
-                <w:rFonts w:ascii="Times New Roman" w:eastAsia="Times New Roman" w:hAnsi="Times New Roman" w:cs="Times New Roman"/>
-                <w:sz w:val="24"/>
-                <w:szCs w:val="24"/>
-              </w:rPr>
-            </w:pPr>
-            <w:proofErr w:type="spellStart"/>
-            <w:r>
-              <w:rPr>
-                <w:rFonts w:ascii="Bookman Old Style" w:eastAsia="Bookman Old Style" w:hAnsi="Bookman Old Style" w:cs="Bookman Old Style"/>
-                <w:color w:val="000000"/>
-                <w:sz w:val="24"/>
-                <w:szCs w:val="24"/>
-              </w:rPr>
-              <w:t>Presentase</w:t>
-            </w:r>
-            <w:proofErr w:type="spellEnd"/>
-          </w:p>
-        </w:tc>
-        <w:tc>
-          <w:tcPr>
-            <w:tcW w:w="1230" w:type="dxa"/>
-            <w:tcBorders>
-              <w:top w:val="single" w:sz="8" w:space="0" w:color="000000"/>
-              <w:left w:val="single" w:sz="8" w:space="0" w:color="000000"/>
-              <w:bottom w:val="single" w:sz="8" w:space="0" w:color="000000"/>
-              <w:right w:val="single" w:sz="8" w:space="0" w:color="000000"/>
-            </w:tcBorders>
-            <w:vAlign w:val="center"/>
-          </w:tcPr>
-          <w:p>
-            <w:pPr>
-              <w:spacing w:after="0" w:line="240" w:lineRule="auto"/>
-              <w:jc w:val="center"/>
-              <w:rPr>
-                <w:rFonts w:ascii="Times New Roman" w:eastAsia="Times New Roman" w:hAnsi="Times New Roman" w:cs="Times New Roman"/>
-                <w:sz w:val="24"/>
-                <w:szCs w:val="24"/>
-              </w:rPr>
-            </w:pPr>
-            <w:r>
-              <w:rPr>
-                <w:rFonts w:ascii="Bookman Old Style" w:eastAsia="Bookman Old Style" w:hAnsi="Bookman Old Style" w:cs="Bookman Old Style"/>
-                <w:color w:val="000000"/>
-                <w:sz w:val="24"/>
-                <w:szCs w:val="24"/>
-              </w:rPr>
-              <w:t>Volume</w:t>
-            </w:r>
-          </w:p>
-        </w:tc>
-        <w:tc>
-          <w:tcPr>
-            <w:tcW w:w="1755" w:type="dxa"/>
-            <w:vMerge/>
-            <w:tcBorders>
-              <w:top w:val="single" w:sz="8" w:space="0" w:color="000000"/>
-              <w:left w:val="single" w:sz="8" w:space="0" w:color="000000"/>
-              <w:bottom w:val="single" w:sz="8" w:space="0" w:color="000000"/>
-              <w:right w:val="single" w:sz="8" w:space="0" w:color="000000"/>
-            </w:tcBorders>
-            <w:vAlign w:val="center"/>
-          </w:tcPr>
-          <w:p>
-            <w:pPr>
-              <w:widowControl w:val="0"/>
-              <w:pBdr>
-                <w:top w:val="nil"/>
-                <w:left w:val="nil"/>
-                <w:bottom w:val="nil"/>
-                <w:right w:val="nil"/>
-                <w:between w:val="nil"/>
-              </w:pBdr>
-              <w:spacing w:after="0" w:line="276" w:lineRule="auto"/>
-              <w:rPr>
-                <w:rFonts w:ascii="Times New Roman" w:eastAsia="Times New Roman" w:hAnsi="Times New Roman" w:cs="Times New Roman"/>
-                <w:sz w:val="24"/>
-                <w:szCs w:val="24"/>
-              </w:rPr>
-            </w:pPr>
-          </w:p>
-        </w:tc>
-        <w:tc>
-          <w:tcPr>
-            <w:tcW w:w="2010" w:type="dxa"/>
-            <w:vMerge/>
-            <w:tcBorders>
-              <w:top w:val="single" w:sz="8" w:space="0" w:color="000000"/>
-              <w:left w:val="single" w:sz="8" w:space="0" w:color="000000"/>
-              <w:bottom w:val="single" w:sz="8" w:space="0" w:color="000000"/>
-              <w:right w:val="single" w:sz="8" w:space="0" w:color="000000"/>
-            </w:tcBorders>
-            <w:vAlign w:val="center"/>
-          </w:tcPr>
-          <w:p>
-            <w:pPr>
-              <w:widowControl w:val="0"/>
-              <w:pBdr>
-                <w:top w:val="nil"/>
-                <w:left w:val="nil"/>
-                <w:bottom w:val="nil"/>
-                <w:right w:val="nil"/>
-                <w:between w:val="nil"/>
-              </w:pBdr>
-              <w:spacing w:after="0" w:line="276" w:lineRule="auto"/>
-              <w:rPr>
-                <w:rFonts w:ascii="Times New Roman" w:eastAsia="Times New Roman" w:hAnsi="Times New Roman" w:cs="Times New Roman"/>
-                <w:sz w:val="24"/>
-                <w:szCs w:val="24"/>
-              </w:rPr>
-            </w:pPr>
-          </w:p>
-        </w:tc>
-      </w:tr>
-      <w:tr>
-        <w:trPr>
-          <w:trHeight w:val="80"/>
-          <w:jc w:val="center"/>
-        </w:trPr>
-        <w:tc>
-          <w:tcPr>
-            <w:tcW w:w="3900" w:type="dxa"/>
-            <w:tcBorders>
-              <w:top w:val="single" w:sz="8" w:space="0" w:color="000000"/>
-              <w:left w:val="single" w:sz="8" w:space="0" w:color="000000"/>
-              <w:bottom w:val="single" w:sz="8" w:space="0" w:color="000000"/>
-              <w:right w:val="single" w:sz="8" w:space="0" w:color="000000"/>
-            </w:tcBorders>
-            <w:vAlign w:val="center"/>
-          </w:tcPr>
-          <w:p>
-            <w:pPr>
-              <w:spacing w:after="0" w:line="240" w:lineRule="auto"/>
-              <w:jc w:val="center"/>
-              <w:rPr>
-                <w:rFonts w:ascii="Times New Roman" w:eastAsia="Times New Roman" w:hAnsi="Times New Roman" w:cs="Times New Roman"/>
-                <w:sz w:val="24"/>
-                <w:szCs w:val="24"/>
-              </w:rPr>
-            </w:pPr>
-            <w:r>
-              <w:rPr>
-                <w:rFonts w:ascii="Bookman Old Style" w:eastAsia="Bookman Old Style" w:hAnsi="Bookman Old Style" w:cs="Bookman Old Style"/>
-                <w:color w:val="000000"/>
-                <w:sz w:val="24"/>
-                <w:szCs w:val="24"/>
-              </w:rPr>
-              <w:t>(1)</w:t>
-            </w:r>
-          </w:p>
-        </w:tc>
-        <w:tc>
-          <w:tcPr>
-            <w:tcW w:w="1800" w:type="dxa"/>
-            <w:tcBorders>
-              <w:top w:val="single" w:sz="8" w:space="0" w:color="000000"/>
-              <w:left w:val="single" w:sz="8" w:space="0" w:color="000000"/>
-              <w:bottom w:val="single" w:sz="8" w:space="0" w:color="000000"/>
-              <w:right w:val="single" w:sz="8" w:space="0" w:color="000000"/>
-            </w:tcBorders>
-            <w:vAlign w:val="center"/>
-          </w:tcPr>
-          <w:p>
-            <w:pPr>
-              <w:spacing w:after="0" w:line="240" w:lineRule="auto"/>
-              <w:jc w:val="center"/>
-              <w:rPr>
-                <w:rFonts w:ascii="Times New Roman" w:eastAsia="Times New Roman" w:hAnsi="Times New Roman" w:cs="Times New Roman"/>
-                <w:sz w:val="24"/>
-                <w:szCs w:val="24"/>
-              </w:rPr>
-            </w:pPr>
-            <w:r>
-              <w:rPr>
-                <w:rFonts w:ascii="Bookman Old Style" w:eastAsia="Bookman Old Style" w:hAnsi="Bookman Old Style" w:cs="Bookman Old Style"/>
-                <w:color w:val="000000"/>
-                <w:sz w:val="24"/>
-                <w:szCs w:val="24"/>
-              </w:rPr>
-              <w:t>(2)</w:t>
-            </w:r>
-          </w:p>
-        </w:tc>
-        <w:tc>
-          <w:tcPr>
-            <w:tcW w:w="1365" w:type="dxa"/>
-            <w:tcBorders>
-              <w:top w:val="single" w:sz="8" w:space="0" w:color="000000"/>
-              <w:left w:val="single" w:sz="8" w:space="0" w:color="000000"/>
-              <w:bottom w:val="single" w:sz="8" w:space="0" w:color="000000"/>
-              <w:right w:val="single" w:sz="8" w:space="0" w:color="000000"/>
-            </w:tcBorders>
-            <w:vAlign w:val="center"/>
-          </w:tcPr>
-          <w:p>
-            <w:pPr>
-              <w:spacing w:after="0" w:line="240" w:lineRule="auto"/>
-              <w:jc w:val="center"/>
-              <w:rPr>
-                <w:rFonts w:ascii="Times New Roman" w:eastAsia="Times New Roman" w:hAnsi="Times New Roman" w:cs="Times New Roman"/>
-                <w:sz w:val="24"/>
-                <w:szCs w:val="24"/>
-              </w:rPr>
-            </w:pPr>
-            <w:r>
-              <w:rPr>
-                <w:rFonts w:ascii="Bookman Old Style" w:eastAsia="Bookman Old Style" w:hAnsi="Bookman Old Style" w:cs="Bookman Old Style"/>
-                <w:color w:val="000000"/>
-                <w:sz w:val="24"/>
-                <w:szCs w:val="24"/>
-              </w:rPr>
-              <w:t>(3)</w:t>
-            </w:r>
-          </w:p>
-        </w:tc>
-        <w:tc>
-          <w:tcPr>
-            <w:tcW w:w="1230" w:type="dxa"/>
-            <w:tcBorders>
-              <w:top w:val="single" w:sz="8" w:space="0" w:color="000000"/>
-              <w:left w:val="single" w:sz="8" w:space="0" w:color="000000"/>
-              <w:bottom w:val="single" w:sz="8" w:space="0" w:color="000000"/>
-              <w:right w:val="single" w:sz="8" w:space="0" w:color="000000"/>
-            </w:tcBorders>
-            <w:vAlign w:val="center"/>
-          </w:tcPr>
-          <w:p>
-            <w:pPr>
-              <w:spacing w:after="0" w:line="240" w:lineRule="auto"/>
-              <w:jc w:val="center"/>
-              <w:rPr>
-                <w:rFonts w:ascii="Times New Roman" w:eastAsia="Times New Roman" w:hAnsi="Times New Roman" w:cs="Times New Roman"/>
-                <w:sz w:val="24"/>
-                <w:szCs w:val="24"/>
-              </w:rPr>
-            </w:pPr>
-            <w:r>
-              <w:rPr>
-                <w:rFonts w:ascii="Bookman Old Style" w:eastAsia="Bookman Old Style" w:hAnsi="Bookman Old Style" w:cs="Bookman Old Style"/>
-                <w:color w:val="000000"/>
-                <w:sz w:val="24"/>
-                <w:szCs w:val="24"/>
-              </w:rPr>
-              <w:t>(4)</w:t>
-            </w:r>
-          </w:p>
-        </w:tc>
-        <w:tc>
-          <w:tcPr>
-            <w:tcW w:w="1755" w:type="dxa"/>
-            <w:tcBorders>
-              <w:top w:val="single" w:sz="8" w:space="0" w:color="000000"/>
-              <w:left w:val="single" w:sz="8" w:space="0" w:color="000000"/>
-              <w:bottom w:val="single" w:sz="8" w:space="0" w:color="000000"/>
-              <w:right w:val="single" w:sz="8" w:space="0" w:color="000000"/>
-            </w:tcBorders>
-          </w:tcPr>
-          <w:p>
-            <w:pPr>
-              <w:spacing w:after="0" w:line="240" w:lineRule="auto"/>
-              <w:jc w:val="center"/>
-              <w:rPr>
-                <w:rFonts w:ascii="Times New Roman" w:eastAsia="Times New Roman" w:hAnsi="Times New Roman" w:cs="Times New Roman"/>
-                <w:sz w:val="24"/>
-                <w:szCs w:val="24"/>
-              </w:rPr>
-            </w:pPr>
-            <w:r>
-              <w:rPr>
-                <w:rFonts w:ascii="Bookman Old Style" w:eastAsia="Bookman Old Style" w:hAnsi="Bookman Old Style" w:cs="Bookman Old Style"/>
-                <w:color w:val="000000"/>
-                <w:sz w:val="24"/>
-                <w:szCs w:val="24"/>
-              </w:rPr>
-              <w:t>(</w:t>
-            </w:r>
-            <w:r>
-              <w:rPr>
-                <w:rFonts w:ascii="Bookman Old Style" w:eastAsia="Bookman Old Style" w:hAnsi="Bookman Old Style" w:cs="Bookman Old Style"/>
-                <w:sz w:val="24"/>
-                <w:szCs w:val="24"/>
-              </w:rPr>
-              <w:t>5</w:t>
-            </w:r>
-            <w:r>
-              <w:rPr>
-                <w:rFonts w:ascii="Bookman Old Style" w:eastAsia="Bookman Old Style" w:hAnsi="Bookman Old Style" w:cs="Bookman Old Style"/>
-                <w:color w:val="000000"/>
-                <w:sz w:val="24"/>
-                <w:szCs w:val="24"/>
-              </w:rPr>
-              <w:t>)</w:t>
-            </w:r>
-          </w:p>
-        </w:tc>
-        <w:tc>
-          <w:tcPr>
-            <w:tcW w:w="2010" w:type="dxa"/>
-            <w:tcBorders>
-              <w:top w:val="single" w:sz="8" w:space="0" w:color="000000"/>
-              <w:left w:val="single" w:sz="8" w:space="0" w:color="000000"/>
-              <w:bottom w:val="single" w:sz="8" w:space="0" w:color="000000"/>
-              <w:right w:val="single" w:sz="8" w:space="0" w:color="000000"/>
-            </w:tcBorders>
-            <w:vAlign w:val="center"/>
-          </w:tcPr>
-          <w:p>
-            <w:pPr>
-              <w:spacing w:after="0" w:line="240" w:lineRule="auto"/>
-              <w:jc w:val="center"/>
-              <w:rPr>
-                <w:rFonts w:ascii="Times New Roman" w:eastAsia="Times New Roman" w:hAnsi="Times New Roman" w:cs="Times New Roman"/>
-                <w:sz w:val="24"/>
-                <w:szCs w:val="24"/>
-              </w:rPr>
-            </w:pPr>
-            <w:r>
-              <w:rPr>
-                <w:rFonts w:ascii="Bookman Old Style" w:eastAsia="Bookman Old Style" w:hAnsi="Bookman Old Style" w:cs="Bookman Old Style"/>
-                <w:color w:val="000000"/>
-                <w:sz w:val="24"/>
-                <w:szCs w:val="24"/>
-              </w:rPr>
-              <w:t>(</w:t>
-            </w:r>
-            <w:r>
-              <w:rPr>
-                <w:rFonts w:ascii="Bookman Old Style" w:eastAsia="Bookman Old Style" w:hAnsi="Bookman Old Style" w:cs="Bookman Old Style"/>
-                <w:sz w:val="24"/>
-                <w:szCs w:val="24"/>
-              </w:rPr>
-              <w:t>6</w:t>
-            </w:r>
-            <w:r>
-              <w:rPr>
-                <w:rFonts w:ascii="Bookman Old Style" w:eastAsia="Bookman Old Style" w:hAnsi="Bookman Old Style" w:cs="Bookman Old Style"/>
-                <w:color w:val="000000"/>
-                <w:sz w:val="24"/>
-                <w:szCs w:val="24"/>
-              </w:rPr>
-              <w:t>)</w:t>
-            </w:r>
-          </w:p>
-        </w:tc>
-      </w:tr>
-      <w:tr>
-        <w:trPr>
-          <w:trHeight w:val="636"/>
-          <w:jc w:val="center"/>
-        </w:trPr>
-        <w:tc>
-          <w:tcPr>
-            <w:tcW w:w="3900" w:type="dxa"/>
-            <w:vMerge w:val="restart"/>
-            <w:tcBorders>
-              <w:top w:val="single" w:sz="8" w:space="0" w:color="000000"/>
-              <w:left w:val="single" w:sz="8" w:space="0" w:color="000000"/>
-              <w:bottom w:val="single" w:sz="8" w:space="0" w:color="000000"/>
-              <w:right w:val="single" w:sz="8" w:space="0" w:color="000000"/>
-            </w:tcBorders>
-            <w:vAlign w:val="center"/>
-          </w:tcPr>
-          <w:p>
-            <w:pPr>
-              <w:spacing w:after="0" w:line="240" w:lineRule="auto"/>
-              <w:rPr>
-                <w:rFonts w:ascii="Bookman Old Style" w:eastAsia="Bookman Old Style" w:hAnsi="Bookman Old Style" w:cs="Bookman Old Style"/>
-                <w:sz w:val="24"/>
-                <w:szCs w:val="24"/>
-              </w:rPr>
-            </w:pPr>
-            <w:proofErr w:type="spellStart"/>
-            <w:r>
-              <w:rPr>
-                <w:rFonts w:ascii="Bookman Old Style" w:eastAsia="Bookman Old Style" w:hAnsi="Bookman Old Style" w:cs="Bookman Old Style"/>
-                <w:sz w:val="24"/>
-                <w:szCs w:val="24"/>
-              </w:rPr>
-              <w:t>Melakukan</w:t>
-            </w:r>
-            <w:proofErr w:type="spellEnd"/>
-            <w:r>
-              <w:rPr>
-                <w:rFonts w:ascii="Bookman Old Style" w:eastAsia="Bookman Old Style" w:hAnsi="Bookman Old Style" w:cs="Bookman Old Style"/>
-                <w:sz w:val="24"/>
-                <w:szCs w:val="24"/>
-              </w:rPr>
-              <w:t xml:space="preserve"> </w:t>
-            </w:r>
-            <w:proofErr w:type="spellStart"/>
-            <w:r>
-              <w:rPr>
-                <w:rFonts w:ascii="Bookman Old Style" w:eastAsia="Bookman Old Style" w:hAnsi="Bookman Old Style" w:cs="Bookman Old Style"/>
-                <w:sz w:val="24"/>
-                <w:szCs w:val="24"/>
-              </w:rPr>
-              <w:t>pemeriksaan</w:t>
-            </w:r>
-            <w:proofErr w:type="spellEnd"/>
-            <w:r>
-              <w:rPr>
-                <w:rFonts w:ascii="Bookman Old Style" w:eastAsia="Bookman Old Style" w:hAnsi="Bookman Old Style" w:cs="Bookman Old Style"/>
-                <w:sz w:val="24"/>
-                <w:szCs w:val="24"/>
-              </w:rPr>
-              <w:t xml:space="preserve"> </w:t>
-            </w:r>
-            <w:proofErr w:type="spellStart"/>
-            <w:r>
-              <w:rPr>
-                <w:rFonts w:ascii="Bookman Old Style" w:eastAsia="Bookman Old Style" w:hAnsi="Bookman Old Style" w:cs="Bookman Old Style"/>
-                <w:sz w:val="24"/>
-                <w:szCs w:val="24"/>
-              </w:rPr>
-              <w:t>hasil</w:t>
-            </w:r>
-            <w:proofErr w:type="spellEnd"/>
-            <w:r>
-              <w:rPr>
-                <w:rFonts w:ascii="Bookman Old Style" w:eastAsia="Bookman Old Style" w:hAnsi="Bookman Old Style" w:cs="Bookman Old Style"/>
-                <w:sz w:val="24"/>
-                <w:szCs w:val="24"/>
-              </w:rPr>
-              <w:t xml:space="preserve"> </w:t>
-            </w:r>
-            <w:proofErr w:type="spellStart"/>
-            <w:r>
-              <w:rPr>
-                <w:rFonts w:ascii="Bookman Old Style" w:eastAsia="Bookman Old Style" w:hAnsi="Bookman Old Style" w:cs="Bookman Old Style"/>
-                <w:sz w:val="24"/>
-                <w:szCs w:val="24"/>
-              </w:rPr>
-              <w:t>pendataan</w:t>
-            </w:r>
-            <w:proofErr w:type="spellEnd"/>
-            <w:r>
-              <w:rPr>
-                <w:rFonts w:ascii="Bookman Old Style" w:eastAsia="Bookman Old Style" w:hAnsi="Bookman Old Style" w:cs="Bookman Old Style"/>
-                <w:sz w:val="24"/>
-                <w:szCs w:val="24"/>
-              </w:rPr>
-              <w:t xml:space="preserve"> </w:t>
-            </w:r>
-            <w:proofErr w:type="spellStart"/>
-            <w:r>
-              <w:rPr>
-                <w:rFonts w:ascii="Bookman Old Style" w:eastAsia="Bookman Old Style" w:hAnsi="Bookman Old Style" w:cs="Bookman Old Style"/>
-                <w:sz w:val="24"/>
-                <w:szCs w:val="24"/>
-              </w:rPr>
-              <w:t>Petugas</w:t>
-            </w:r>
-            <w:proofErr w:type="spellEnd"/>
-            <w:r>
-              <w:rPr>
-                <w:rFonts w:ascii="Bookman Old Style" w:eastAsia="Bookman Old Style" w:hAnsi="Bookman Old Style" w:cs="Bookman Old Style"/>
-                <w:sz w:val="24"/>
-                <w:szCs w:val="24"/>
-              </w:rPr>
-              <w:t xml:space="preserve"> </w:t>
-            </w:r>
-            <w:proofErr w:type="spellStart"/>
-            <w:r>
-              <w:rPr>
-                <w:rFonts w:ascii="Bookman Old Style" w:eastAsia="Bookman Old Style" w:hAnsi="Bookman Old Style" w:cs="Bookman Old Style"/>
-                <w:sz w:val="24"/>
-                <w:szCs w:val="24"/>
-              </w:rPr>
-              <w:t>Lapangan</w:t>
-            </w:r>
-            <w:proofErr w:type="spellEnd"/>
-            <w:r>
-              <w:rPr>
-                <w:rFonts w:ascii="Bookman Old Style" w:eastAsia="Bookman Old Style" w:hAnsi="Bookman Old Style" w:cs="Bookman Old Style"/>
-                <w:sz w:val="24"/>
-                <w:szCs w:val="24"/>
-              </w:rPr>
-              <w:t xml:space="preserve"> </w:t>
-            </w:r>
-            <w:proofErr w:type="spellStart"/>
-            <w:r>
-              <w:rPr>
-                <w:rFonts w:ascii="Bookman Old Style" w:eastAsia="Bookman Old Style" w:hAnsi="Bookman Old Style" w:cs="Bookman Old Style"/>
-                <w:sz w:val="24"/>
-                <w:szCs w:val="24"/>
-              </w:rPr>
-              <w:t>usaha</w:t>
-            </w:r>
-            <w:proofErr w:type="spellEnd"/>
-            <w:r>
-              <w:rPr>
-                <w:rFonts w:ascii="Bookman Old Style" w:eastAsia="Bookman Old Style" w:hAnsi="Bookman Old Style" w:cs="Bookman Old Style"/>
-                <w:sz w:val="24"/>
-                <w:szCs w:val="24"/>
-              </w:rPr>
-              <w:t xml:space="preserve"> </w:t>
-            </w:r>
-            <w:proofErr w:type="spellStart"/>
-            <w:r>
-              <w:rPr>
-                <w:rFonts w:ascii="Bookman Old Style" w:eastAsia="Bookman Old Style" w:hAnsi="Bookman Old Style" w:cs="Bookman Old Style"/>
-                <w:sz w:val="24"/>
-                <w:szCs w:val="24"/>
-              </w:rPr>
-              <w:t>besar</w:t>
-            </w:r>
-            <w:proofErr w:type="spellEnd"/>
-            <w:r>
-              <w:rPr>
-                <w:rFonts w:ascii="Bookman Old Style" w:eastAsia="Bookman Old Style" w:hAnsi="Bookman Old Style" w:cs="Bookman Old Style"/>
-                <w:sz w:val="24"/>
-                <w:szCs w:val="24"/>
-              </w:rPr>
-              <w:t xml:space="preserve"> </w:t>
-            </w:r>
-            <w:proofErr w:type="spellStart"/>
-            <w:r>
-              <w:rPr>
-                <w:rFonts w:ascii="Bookman Old Style" w:eastAsia="Bookman Old Style" w:hAnsi="Bookman Old Style" w:cs="Bookman Old Style"/>
-                <w:sz w:val="24"/>
-                <w:szCs w:val="24"/>
-              </w:rPr>
-              <w:t>Sensus</w:t>
-            </w:r>
-            <w:proofErr w:type="spellEnd"/>
-            <w:r>
-              <w:rPr>
-                <w:rFonts w:ascii="Bookman Old Style" w:eastAsia="Bookman Old Style" w:hAnsi="Bookman Old Style" w:cs="Bookman Old Style"/>
-                <w:sz w:val="24"/>
-                <w:szCs w:val="24"/>
-              </w:rPr>
-              <w:t xml:space="preserve"> Ekonomi 2026 </w:t>
-            </w:r>
-            <w:proofErr w:type="spellStart"/>
-            <w:r>
-              <w:rPr>
-                <w:rFonts w:ascii="Bookman Old Style" w:eastAsia="Bookman Old Style" w:hAnsi="Bookman Old Style" w:cs="Bookman Old Style"/>
-                <w:sz w:val="24"/>
-                <w:szCs w:val="24"/>
-              </w:rPr>
-              <w:t>termin</w:t>
-            </w:r>
-            <w:proofErr w:type="spellEnd"/>
-            <w:r>
-              <w:rPr>
-                <w:rFonts w:ascii="Bookman Old Style" w:eastAsia="Bookman Old Style" w:hAnsi="Bookman Old Style" w:cs="Bookman Old Style"/>
-                <w:sz w:val="24"/>
-                <w:szCs w:val="24"/>
-              </w:rPr>
-              <w:t xml:space="preserve"> I</w:t>
-            </w:r>
-          </w:p>
-        </w:tc>
-        <w:tc>
-          <w:tcPr>
-            <w:tcW w:w="1800" w:type="dxa"/>
-            <w:vMerge w:val="restart"/>
-            <w:tcBorders>
-              <w:top w:val="single" w:sz="8" w:space="0" w:color="000000"/>
-              <w:left w:val="single" w:sz="8" w:space="0" w:color="000000"/>
-              <w:bottom w:val="single" w:sz="8" w:space="0" w:color="000000"/>
-              <w:right w:val="single" w:sz="8" w:space="0" w:color="000000"/>
-            </w:tcBorders>
-            <w:vAlign w:val="center"/>
-          </w:tcPr>
-          <w:p>
-            <w:pPr>
-              <w:spacing w:after="0" w:line="240" w:lineRule="auto"/>
-              <w:jc w:val="center"/>
-              <w:rPr>
-                <w:rFonts w:ascii="Times New Roman" w:eastAsia="Times New Roman" w:hAnsi="Times New Roman" w:cs="Times New Roman"/>
-                <w:sz w:val="24"/>
-                <w:szCs w:val="24"/>
-              </w:rPr>
-            </w:pPr>
-            <w:r>
-              <w:rPr>
-                <w:rFonts w:ascii="Bookman Old Style" w:eastAsia="Bookman Old Style" w:hAnsi="Bookman Old Style" w:cs="Bookman Old Style"/>
-                <w:color w:val="000000"/>
-                <w:sz w:val="24"/>
-                <w:szCs w:val="24"/>
-              </w:rPr>
-              <w:t xml:space="preserve">16 Juli - 31 </w:t>
-            </w:r>
-            <w:proofErr w:type="spellStart"/>
-            <w:r>
-              <w:rPr>
-                <w:rFonts w:ascii="Bookman Old Style" w:eastAsia="Bookman Old Style" w:hAnsi="Bookman Old Style" w:cs="Bookman Old Style"/>
-                <w:color w:val="000000"/>
-                <w:sz w:val="24"/>
-                <w:szCs w:val="24"/>
-              </w:rPr>
-              <w:t>Agustus</w:t>
-            </w:r>
-            <w:proofErr w:type="spellEnd"/>
-            <w:r>
-              <w:rPr>
-                <w:rFonts w:ascii="Bookman Old Style" w:eastAsia="Bookman Old Style" w:hAnsi="Bookman Old Style" w:cs="Bookman Old Style"/>
-                <w:color w:val="000000"/>
-                <w:sz w:val="24"/>
-                <w:szCs w:val="24"/>
-              </w:rPr>
-              <w:t xml:space="preserve"> 2026</w:t>
-            </w:r>
-          </w:p>
-          <w:p>
-            <w:pPr>
-              <w:spacing w:after="0" w:line="240" w:lineRule="auto"/>
-              <w:rPr>
-                <w:rFonts w:ascii="Times New Roman" w:eastAsia="Times New Roman" w:hAnsi="Times New Roman" w:cs="Times New Roman"/>
-                <w:sz w:val="24"/>
-                <w:szCs w:val="24"/>
-              </w:rPr>
-            </w:pPr>
-          </w:p>
-        </w:tc>
-        <w:tc>
-          <w:tcPr>
-            <w:tcW w:w="1365" w:type="dxa"/>
-            <w:vMerge w:val="restart"/>
-            <w:tcBorders>
-              <w:top w:val="single" w:sz="8" w:space="0" w:color="000000"/>
-              <w:left w:val="single" w:sz="8" w:space="0" w:color="000000"/>
-              <w:bottom w:val="single" w:sz="8" w:space="0" w:color="000000"/>
-              <w:right w:val="single" w:sz="8" w:space="0" w:color="000000"/>
-            </w:tcBorders>
-            <w:vAlign w:val="center"/>
-          </w:tcPr>
-          <w:p>
-            <w:pPr>
-              <w:spacing w:after="0" w:line="240" w:lineRule="auto"/>
-              <w:jc w:val="center"/>
-              <w:rPr>
-                <w:rFonts w:ascii="Times New Roman" w:eastAsia="Times New Roman" w:hAnsi="Times New Roman" w:cs="Times New Roman"/>
-                <w:sz w:val="24"/>
-                <w:szCs w:val="24"/>
-              </w:rPr>
-            </w:pPr>
-            <w:r>
-              <w:rPr>
-                <w:rFonts w:ascii="Bookman Old Style" w:eastAsia="Bookman Old Style" w:hAnsi="Bookman Old Style" w:cs="Bookman Old Style"/>
-                <w:sz w:val="24"/>
-                <w:szCs w:val="24"/>
-              </w:rPr>
-              <w:t>6</w:t>
-            </w:r>
-            <w:r>
-              <w:rPr>
-                <w:rFonts w:ascii="Bookman Old Style" w:eastAsia="Bookman Old Style" w:hAnsi="Bookman Old Style" w:cs="Bookman Old Style"/>
-                <w:color w:val="000000"/>
-                <w:sz w:val="24"/>
-                <w:szCs w:val="24"/>
-              </w:rPr>
-              <w:t>0%</w:t>
-            </w:r>
-          </w:p>
-        </w:tc>
-        <w:tc>
-          <w:tcPr>
-            <w:tcW w:w="1230" w:type="dxa"/>
-            <w:vMerge w:val="restart"/>
-            <w:tcBorders>
-              <w:top w:val="single" w:sz="8" w:space="0" w:color="000000"/>
-              <w:left w:val="single" w:sz="8" w:space="0" w:color="000000"/>
-              <w:bottom w:val="single" w:sz="8" w:space="0" w:color="000000"/>
-              <w:right w:val="single" w:sz="8" w:space="0" w:color="000000"/>
-            </w:tcBorders>
-            <w:vAlign w:val="center"/>
-          </w:tcPr>
-          <w:p>
-            <w:pPr>
-              <w:spacing w:after="0" w:line="240" w:lineRule="auto"/>
-              <w:jc w:val="center"/>
-              <w:rPr>
-                <w:rFonts w:ascii="Times New Roman" w:eastAsia="Times New Roman" w:hAnsi="Times New Roman" w:cs="Times New Roman"/>
-                <w:sz w:val="24"/>
-                <w:szCs w:val="24"/>
-              </w:rPr>
-            </w:pPr>
-            <w:proofErr w:type="spellStart"/>
-            <w:r>
-              <w:rPr>
-                <w:rFonts w:ascii="Bookman Old Style" w:eastAsia="Bookman Old Style" w:hAnsi="Bookman Old Style" w:cs="Bookman Old Style"/>
-                <w:sz w:val="24"/>
-                <w:szCs w:val="24"/>
-              </w:rPr>
-              <w:t>usaha</w:t>
-            </w:r>
-            <w:proofErr w:type="spellEnd"/>
-            <w:r>
-              <w:rPr>
-                <w:rFonts w:ascii="Bookman Old Style" w:eastAsia="Bookman Old Style" w:hAnsi="Bookman Old Style" w:cs="Bookman Old Style"/>
-                <w:sz w:val="24"/>
-                <w:szCs w:val="24"/>
-              </w:rPr>
-              <w:t xml:space="preserve"> </w:t>
-            </w:r>
-            <w:proofErr w:type="spellStart"/>
-            <w:r>
-              <w:rPr>
-                <w:rFonts w:ascii="Bookman Old Style" w:eastAsia="Bookman Old Style" w:hAnsi="Bookman Old Style" w:cs="Bookman Old Style"/>
-                <w:sz w:val="24"/>
-                <w:szCs w:val="24"/>
-              </w:rPr>
-              <w:t>besar</w:t>
-            </w:r>
-            <w:proofErr w:type="spellEnd"/>
-          </w:p>
-        </w:tc>
-        <w:tc>
-          <w:tcPr>
-            <w:tcW w:w="1755" w:type="dxa"/>
-            <w:vMerge w:val="restart"/>
-            <w:tcBorders>
-              <w:top w:val="single" w:sz="8" w:space="0" w:color="000000"/>
-              <w:left w:val="single" w:sz="8" w:space="0" w:color="000000"/>
-              <w:bottom w:val="single" w:sz="8" w:space="0" w:color="000000"/>
-              <w:right w:val="single" w:sz="8" w:space="0" w:color="000000"/>
-            </w:tcBorders>
-            <w:vAlign w:val="center"/>
-          </w:tcPr>
-          <w:p>
-            <w:pPr>
-              <w:spacing w:after="0" w:line="240" w:lineRule="auto"/>
-              <w:jc w:val="center"/>
-              <w:rPr>
-                <w:rFonts w:ascii="Times New Roman" w:eastAsia="Times New Roman" w:hAnsi="Times New Roman" w:cs="Times New Roman"/>
-                <w:sz w:val="24"/>
-                <w:szCs w:val="24"/>
-              </w:rPr>
-            </w:pPr>
-            <w:r>
-              <w:rPr>
-                <w:rFonts w:ascii="Bookman Old Style" w:eastAsia="Bookman Old Style" w:hAnsi="Bookman Old Style" w:cs="Bookman Old Style"/>
-                <w:sz w:val="24"/>
-                <w:szCs w:val="24"/>
-              </w:rPr>
-              <w:t>Tidak ada assignment usaha besar terpisah</w:t>
-            </w:r>
-            <w:proofErr w:type="spellStart"/>
-            <w:r>
-              <w:rPr>
-                <w:rFonts w:ascii="Bookman Old Style" w:eastAsia="Bookman Old Style" w:hAnsi="Bookman Old Style" w:cs="Bookman Old Style"/>
-                <w:color w:val="000000"/>
-                <w:sz w:val="24"/>
-                <w:szCs w:val="24"/>
-              </w:rPr>
-            </w:r>
-            <w:proofErr w:type="spellEnd"/>
-            <w:r>
-              <w:rPr>
-                <w:rFonts w:ascii="Bookman Old Style" w:eastAsia="Bookman Old Style" w:hAnsi="Bookman Old Style" w:cs="Bookman Old Style"/>
-                <w:color w:val="000000"/>
-                <w:sz w:val="24"/>
-                <w:szCs w:val="24"/>
-              </w:rPr>
-            </w:r>
-            <w:proofErr w:type="spellStart"/>
-            <w:r>
-              <w:rPr>
-                <w:rFonts w:ascii="Bookman Old Style" w:eastAsia="Bookman Old Style" w:hAnsi="Bookman Old Style" w:cs="Bookman Old Style"/>
-                <w:color w:val="000000"/>
-                <w:sz w:val="24"/>
-                <w:szCs w:val="24"/>
-              </w:rPr>
-            </w:r>
-            <w:proofErr w:type="spellEnd"/>
-            <w:r>
-              <w:rPr>
-                <w:rFonts w:ascii="Bookman Old Style" w:eastAsia="Bookman Old Style" w:hAnsi="Bookman Old Style" w:cs="Bookman Old Style"/>
-                <w:color w:val="000000"/>
-                <w:sz w:val="24"/>
-                <w:szCs w:val="24"/>
-              </w:rPr>
-            </w:r>
-            <w:proofErr w:type="spellStart"/>
-            <w:r>
-              <w:rPr>
-                <w:rFonts w:ascii="Bookman Old Style" w:eastAsia="Bookman Old Style" w:hAnsi="Bookman Old Style" w:cs="Bookman Old Style"/>
-                <w:color w:val="000000"/>
-                <w:sz w:val="24"/>
-                <w:szCs w:val="24"/>
-              </w:rPr>
-            </w:r>
-            <w:proofErr w:type="spellEnd"/>
-            <w:r>
-              <w:rPr>
-                <w:rFonts w:ascii="Bookman Old Style" w:eastAsia="Bookman Old Style" w:hAnsi="Bookman Old Style" w:cs="Bookman Old Style"/>
-                <w:color w:val="000000"/>
-                <w:sz w:val="24"/>
-                <w:szCs w:val="24"/>
-              </w:rPr>
-            </w:r>
-            <w:r>
-              <w:rPr>
-                <w:rFonts w:ascii="Bookman Old Style" w:eastAsia="Bookman Old Style" w:hAnsi="Bookman Old Style" w:cs="Bookman Old Style"/>
-                <w:color w:val="000000"/>
-                <w:sz w:val="24"/>
-                <w:szCs w:val="24"/>
-              </w:rPr>
-            </w:r>
-            <w:proofErr w:type="spellStart"/>
-            <w:r>
-              <w:rPr>
-                <w:rFonts w:ascii="Bookman Old Style" w:eastAsia="Bookman Old Style" w:hAnsi="Bookman Old Style" w:cs="Bookman Old Style"/>
-                <w:i/>
-                <w:iCs/>
-                <w:color w:val="000000"/>
-                <w:sz w:val="24"/>
-                <w:szCs w:val="24"/>
-              </w:rPr>
-            </w:r>
-            <w:proofErr w:type="spellEnd"/>
-            <w:r>
-              <w:rPr>
-                <w:rFonts w:ascii="Bookman Old Style" w:eastAsia="Bookman Old Style" w:hAnsi="Bookman Old Style" w:cs="Bookman Old Style"/>
-                <w:color w:val="000000"/>
-                <w:sz w:val="24"/>
-                <w:szCs w:val="24"/>
-              </w:rPr>
-            </w:r>
-            <w:proofErr w:type="spellStart"/>
-            <w:r>
-              <w:rPr>
-                <w:rFonts w:ascii="Bookman Old Style" w:eastAsia="Bookman Old Style" w:hAnsi="Bookman Old Style" w:cs="Bookman Old Style"/>
-                <w:color w:val="000000"/>
-                <w:sz w:val="24"/>
-                <w:szCs w:val="24"/>
-              </w:rPr>
-            </w:r>
-            <w:proofErr w:type="spellEnd"/>
-            <w:r>
-              <w:rPr>
-                <w:rFonts w:ascii="Bookman Old Style" w:eastAsia="Bookman Old Style" w:hAnsi="Bookman Old Style" w:cs="Bookman Old Style"/>
-                <w:color w:val="000000"/>
-                <w:sz w:val="24"/>
-                <w:szCs w:val="24"/>
-              </w:rPr>
-            </w:r>
-            <w:proofErr w:type="spellStart"/>
-            <w:r>
-              <w:rPr>
-                <w:rFonts w:ascii="Bookman Old Style" w:eastAsia="Bookman Old Style" w:hAnsi="Bookman Old Style" w:cs="Bookman Old Style"/>
-                <w:color w:val="000000"/>
-                <w:sz w:val="24"/>
-                <w:szCs w:val="24"/>
-              </w:rPr>
-            </w:r>
-            <w:proofErr w:type="spellEnd"/>
-          </w:p>
-          <w:p>
-            <w:pPr>
-              <w:spacing w:after="0" w:line="240" w:lineRule="auto"/>
-              <w:rPr>
-                <w:rFonts w:ascii="Times New Roman" w:eastAsia="Times New Roman" w:hAnsi="Times New Roman" w:cs="Times New Roman"/>
-                <w:sz w:val="24"/>
-                <w:szCs w:val="24"/>
-              </w:rPr>
-            </w:pPr>
-          </w:p>
-        </w:tc>
-        <w:tc>
-          <w:tcPr>
-            <w:tcW w:w="2010" w:type="dxa"/>
-            <w:vMerge w:val="restart"/>
-            <w:tcBorders>
-              <w:top w:val="single" w:sz="8" w:space="0" w:color="000000"/>
-              <w:left w:val="single" w:sz="8" w:space="0" w:color="000000"/>
-              <w:bottom w:val="single" w:sz="8" w:space="0" w:color="000000"/>
-              <w:right w:val="single" w:sz="8" w:space="0" w:color="000000"/>
-            </w:tcBorders>
-            <w:vAlign w:val="center"/>
-          </w:tcPr>
-          <w:p>
-            <w:pPr>
-              <w:spacing w:after="0" w:line="240" w:lineRule="auto"/>
-              <w:jc w:val="center"/>
-              <w:rPr>
-                <w:rFonts w:ascii="Times New Roman" w:eastAsia="Times New Roman" w:hAnsi="Times New Roman" w:cs="Times New Roman"/>
-                <w:sz w:val="24"/>
-                <w:szCs w:val="24"/>
-              </w:rPr>
-            </w:pPr>
-            <w:r>
-              <w:rPr>
-                <w:rFonts w:ascii="Bookman Old Style" w:eastAsia="Bookman Old Style" w:hAnsi="Bookman Old Style" w:cs="Bookman Old Style"/>
-                <w:sz w:val="24"/>
-                <w:szCs w:val="24"/>
-              </w:rPr>
-              <w:t>Rp 0, 00</w:t>
-            </w:r>
-          </w:p>
-        </w:tc>
-      </w:tr>
-      <w:tr>
-        <w:trPr>
-          <w:trHeight w:val="636"/>
-          <w:jc w:val="center"/>
-        </w:trPr>
-        <w:tc>
-          <w:tcPr>
-            <w:tcW w:w="3900" w:type="dxa"/>
-            <w:vMerge/>
-            <w:tcBorders>
-              <w:top w:val="single" w:sz="8" w:space="0" w:color="000000"/>
-              <w:left w:val="single" w:sz="8" w:space="0" w:color="000000"/>
-              <w:bottom w:val="single" w:sz="8" w:space="0" w:color="000000"/>
-              <w:right w:val="single" w:sz="8" w:space="0" w:color="000000"/>
-            </w:tcBorders>
-            <w:vAlign w:val="center"/>
-          </w:tcPr>
-          <w:p>
-            <w:pPr>
-              <w:widowControl w:val="0"/>
-              <w:pBdr>
-                <w:top w:val="nil"/>
-                <w:left w:val="nil"/>
-                <w:bottom w:val="nil"/>
-                <w:right w:val="nil"/>
-                <w:between w:val="nil"/>
-              </w:pBdr>
-              <w:spacing w:after="0" w:line="276" w:lineRule="auto"/>
-              <w:rPr>
-                <w:rFonts w:ascii="Times New Roman" w:eastAsia="Times New Roman" w:hAnsi="Times New Roman" w:cs="Times New Roman"/>
-                <w:sz w:val="24"/>
-                <w:szCs w:val="24"/>
-              </w:rPr>
-            </w:pPr>
-          </w:p>
-        </w:tc>
-        <w:tc>
-          <w:tcPr>
-            <w:tcW w:w="1800" w:type="dxa"/>
-            <w:vMerge/>
-            <w:tcBorders>
-              <w:top w:val="single" w:sz="8" w:space="0" w:color="000000"/>
-              <w:left w:val="single" w:sz="8" w:space="0" w:color="000000"/>
-              <w:bottom w:val="single" w:sz="8" w:space="0" w:color="000000"/>
-              <w:right w:val="single" w:sz="8" w:space="0" w:color="000000"/>
-            </w:tcBorders>
-            <w:vAlign w:val="center"/>
-          </w:tcPr>
-          <w:p>
-            <w:pPr>
-              <w:widowControl w:val="0"/>
-              <w:pBdr>
-                <w:top w:val="nil"/>
-                <w:left w:val="nil"/>
-                <w:bottom w:val="nil"/>
-                <w:right w:val="nil"/>
-                <w:between w:val="nil"/>
-              </w:pBdr>
-              <w:spacing w:after="0" w:line="276" w:lineRule="auto"/>
-              <w:rPr>
-                <w:rFonts w:ascii="Times New Roman" w:eastAsia="Times New Roman" w:hAnsi="Times New Roman" w:cs="Times New Roman"/>
-                <w:sz w:val="24"/>
-                <w:szCs w:val="24"/>
-              </w:rPr>
-            </w:pPr>
-          </w:p>
-        </w:tc>
-        <w:tc>
-          <w:tcPr>
-            <w:tcW w:w="1365" w:type="dxa"/>
-            <w:vMerge/>
-            <w:tcBorders>
-              <w:top w:val="single" w:sz="8" w:space="0" w:color="000000"/>
-              <w:left w:val="single" w:sz="8" w:space="0" w:color="000000"/>
-              <w:bottom w:val="single" w:sz="8" w:space="0" w:color="000000"/>
-              <w:right w:val="single" w:sz="8" w:space="0" w:color="000000"/>
-            </w:tcBorders>
-            <w:vAlign w:val="center"/>
-          </w:tcPr>
-          <w:p>
-            <w:pPr>
-              <w:widowControl w:val="0"/>
-              <w:pBdr>
-                <w:top w:val="nil"/>
-                <w:left w:val="nil"/>
-                <w:bottom w:val="nil"/>
-                <w:right w:val="nil"/>
-                <w:between w:val="nil"/>
-              </w:pBdr>
-              <w:spacing w:after="0" w:line="276" w:lineRule="auto"/>
-              <w:rPr>
-                <w:rFonts w:ascii="Times New Roman" w:eastAsia="Times New Roman" w:hAnsi="Times New Roman" w:cs="Times New Roman"/>
-                <w:sz w:val="24"/>
-                <w:szCs w:val="24"/>
-              </w:rPr>
-            </w:pPr>
-          </w:p>
-        </w:tc>
-        <w:tc>
-          <w:tcPr>
-            <w:tcW w:w="1230" w:type="dxa"/>
-            <w:vMerge/>
-            <w:tcBorders>
-              <w:top w:val="single" w:sz="8" w:space="0" w:color="000000"/>
-              <w:left w:val="single" w:sz="8" w:space="0" w:color="000000"/>
-              <w:bottom w:val="single" w:sz="8" w:space="0" w:color="000000"/>
-              <w:right w:val="single" w:sz="8" w:space="0" w:color="000000"/>
-            </w:tcBorders>
-            <w:vAlign w:val="center"/>
-          </w:tcPr>
-          <w:p>
-            <w:pPr>
-              <w:widowControl w:val="0"/>
-              <w:pBdr>
-                <w:top w:val="nil"/>
-                <w:left w:val="nil"/>
-                <w:bottom w:val="nil"/>
-                <w:right w:val="nil"/>
-                <w:between w:val="nil"/>
-              </w:pBdr>
-              <w:spacing w:after="0" w:line="276" w:lineRule="auto"/>
-              <w:rPr>
-                <w:rFonts w:ascii="Times New Roman" w:eastAsia="Times New Roman" w:hAnsi="Times New Roman" w:cs="Times New Roman"/>
-                <w:sz w:val="24"/>
-                <w:szCs w:val="24"/>
-              </w:rPr>
-            </w:pPr>
-          </w:p>
-        </w:tc>
-        <w:tc>
-          <w:tcPr>
-            <w:tcW w:w="1755" w:type="dxa"/>
-            <w:vMerge/>
-            <w:tcBorders>
-              <w:top w:val="single" w:sz="8" w:space="0" w:color="000000"/>
-              <w:left w:val="single" w:sz="8" w:space="0" w:color="000000"/>
-              <w:bottom w:val="single" w:sz="8" w:space="0" w:color="000000"/>
-              <w:right w:val="single" w:sz="8" w:space="0" w:color="000000"/>
-            </w:tcBorders>
-            <w:vAlign w:val="center"/>
-          </w:tcPr>
-          <w:p>
-            <w:pPr>
-              <w:widowControl w:val="0"/>
-              <w:pBdr>
-                <w:top w:val="nil"/>
-                <w:left w:val="nil"/>
-                <w:bottom w:val="nil"/>
-                <w:right w:val="nil"/>
-                <w:between w:val="nil"/>
-              </w:pBdr>
-              <w:spacing w:after="0" w:line="276" w:lineRule="auto"/>
-              <w:rPr>
-                <w:rFonts w:ascii="Times New Roman" w:eastAsia="Times New Roman" w:hAnsi="Times New Roman" w:cs="Times New Roman"/>
-                <w:sz w:val="24"/>
-                <w:szCs w:val="24"/>
-              </w:rPr>
-            </w:pPr>
-          </w:p>
-        </w:tc>
-        <w:tc>
-          <w:tcPr>
-            <w:tcW w:w="2010" w:type="dxa"/>
-            <w:vMerge/>
-            <w:tcBorders>
-              <w:top w:val="single" w:sz="8" w:space="0" w:color="000000"/>
-              <w:left w:val="single" w:sz="8" w:space="0" w:color="000000"/>
-              <w:bottom w:val="single" w:sz="8" w:space="0" w:color="000000"/>
-              <w:right w:val="single" w:sz="8" w:space="0" w:color="000000"/>
-            </w:tcBorders>
-            <w:vAlign w:val="center"/>
-          </w:tcPr>
-          <w:p>
-            <w:pPr>
-              <w:widowControl w:val="0"/>
-              <w:pBdr>
-                <w:top w:val="nil"/>
-                <w:left w:val="nil"/>
-                <w:bottom w:val="nil"/>
-                <w:right w:val="nil"/>
-                <w:between w:val="nil"/>
-              </w:pBdr>
-              <w:spacing w:after="0" w:line="276" w:lineRule="auto"/>
-              <w:rPr>
-                <w:rFonts w:ascii="Times New Roman" w:eastAsia="Times New Roman" w:hAnsi="Times New Roman" w:cs="Times New Roman"/>
-                <w:sz w:val="24"/>
-                <w:szCs w:val="24"/>
-              </w:rPr>
-            </w:pPr>
-          </w:p>
-        </w:tc>
-      </w:tr>
-      <w:tr>
-        <w:trPr>
-          <w:trHeight w:val="636"/>
-          <w:jc w:val="center"/>
-        </w:trPr>
-        <w:tc>
-          <w:tcPr>
-            <w:tcW w:w="8295" w:type="dxa"/>
-            <w:gridSpan w:val="4"/>
-            <w:tcBorders>
-              <w:top w:val="single" w:sz="8" w:space="0" w:color="000000"/>
-              <w:left w:val="single" w:sz="8" w:space="0" w:color="000000"/>
-              <w:bottom w:val="single" w:sz="8" w:space="0" w:color="000000"/>
-              <w:right w:val="single" w:sz="8" w:space="0" w:color="000000"/>
-            </w:tcBorders>
-            <w:vAlign w:val="center"/>
-          </w:tcPr>
-          <w:p>
-            <w:pPr>
-              <w:spacing w:after="0" w:line="240" w:lineRule="auto"/>
-              <w:jc w:val="center"/>
-              <w:rPr>
-                <w:rFonts w:ascii="Times New Roman" w:eastAsia="Times New Roman" w:hAnsi="Times New Roman" w:cs="Times New Roman"/>
-                <w:sz w:val="24"/>
-                <w:szCs w:val="24"/>
-              </w:rPr>
-            </w:pPr>
-            <w:proofErr w:type="spellStart"/>
-            <w:r>
-              <w:rPr>
-                <w:rFonts w:ascii="Bookman Old Style" w:eastAsia="Bookman Old Style" w:hAnsi="Bookman Old Style" w:cs="Bookman Old Style"/>
-                <w:sz w:val="24"/>
-                <w:szCs w:val="24"/>
-              </w:rPr>
-              <w:t>Terbilang: nol rupiah</w:t>
-            </w:r>
-            <w:proofErr w:type="spellEnd"/>
-            <w:r>
-              <w:rPr>
-                <w:rFonts w:ascii="Bookman Old Style" w:eastAsia="Bookman Old Style" w:hAnsi="Bookman Old Style" w:cs="Bookman Old Style"/>
-                <w:i/>
-                <w:iCs/>
-                <w:color w:val="000000"/>
-                <w:sz w:val="24"/>
-                <w:szCs w:val="24"/>
-              </w:rPr>
-            </w:r>
-          </w:p>
-        </w:tc>
-        <w:tc>
-          <w:tcPr>
-            <w:tcW w:w="1755" w:type="dxa"/>
-            <w:tcBorders>
-              <w:top w:val="single" w:sz="8" w:space="0" w:color="000000"/>
-              <w:left w:val="single" w:sz="8" w:space="0" w:color="000000"/>
-              <w:bottom w:val="single" w:sz="8" w:space="0" w:color="000000"/>
-              <w:right w:val="single" w:sz="8" w:space="0" w:color="000000"/>
-            </w:tcBorders>
-            <w:vAlign w:val="center"/>
-          </w:tcPr>
-          <w:p>
-            <w:pPr>
-              <w:spacing w:after="0" w:line="240" w:lineRule="auto"/>
-              <w:rPr>
-                <w:rFonts w:ascii="Times New Roman" w:eastAsia="Times New Roman" w:hAnsi="Times New Roman" w:cs="Times New Roman"/>
-                <w:sz w:val="24"/>
-                <w:szCs w:val="24"/>
-              </w:rPr>
-            </w:pPr>
-          </w:p>
-        </w:tc>
-        <w:tc>
-          <w:tcPr>
-            <w:tcW w:w="2010" w:type="dxa"/>
-            <w:tcBorders>
-              <w:top w:val="single" w:sz="8" w:space="0" w:color="000000"/>
-              <w:left w:val="single" w:sz="8" w:space="0" w:color="000000"/>
-              <w:bottom w:val="single" w:sz="8" w:space="0" w:color="000000"/>
-              <w:right w:val="single" w:sz="8" w:space="0" w:color="000000"/>
-            </w:tcBorders>
-            <w:vAlign w:val="center"/>
-          </w:tcPr>
-          <w:p>
-            <w:pPr>
-              <w:spacing w:after="0" w:line="240" w:lineRule="auto"/>
-              <w:jc w:val="center"/>
-              <w:rPr>
-                <w:rFonts w:ascii="Times New Roman" w:eastAsia="Times New Roman" w:hAnsi="Times New Roman" w:cs="Times New Roman"/>
-                <w:sz w:val="24"/>
-                <w:szCs w:val="24"/>
-              </w:rPr>
-            </w:pPr>
-            <w:r>
-              <w:rPr>
-                <w:rFonts w:ascii="Bookman Old Style" w:eastAsia="Bookman Old Style" w:hAnsi="Bookman Old Style" w:cs="Bookman Old Style"/>
-                <w:sz w:val="24"/>
-                <w:szCs w:val="24"/>
-              </w:rPr>
-              <w:t>Rp 0, 00</w:t>
-            </w:r>
-          </w:p>
-        </w:tc>
-      </w:tr>
-    </w:tbl>
-    <w:p>
-      <w:pPr>
-        <w:spacing w:after="0" w:line="240" w:lineRule="auto"/>
-        <w:rPr>
-          <w:rFonts w:ascii="Times New Roman" w:eastAsia="Times New Roman" w:hAnsi="Times New Roman" w:cs="Times New Roman"/>
-          <w:sz w:val="24"/>
-          <w:szCs w:val="24"/>
-        </w:rPr>
-      </w:pPr>
-    </w:p>
-    <w:p>
-      <w:pPr>
-        <w:spacing w:after="0" w:line="240" w:lineRule="auto"/>
-        <w:rPr>
-          <w:rFonts w:ascii="Times New Roman" w:eastAsia="Times New Roman" w:hAnsi="Times New Roman" w:cs="Times New Roman"/>
-          <w:sz w:val="24"/>
-          <w:szCs w:val="24"/>
-        </w:rPr>
-      </w:pPr>
-    </w:p>
-    <w:p>
-      <w:pPr>
-        <w:spacing w:after="0" w:line="240" w:lineRule="auto"/>
-        <w:rPr>
-          <w:rFonts w:ascii="Times New Roman" w:eastAsia="Times New Roman" w:hAnsi="Times New Roman" w:cs="Times New Roman"/>
-          <w:sz w:val="24"/>
-          <w:szCs w:val="24"/>
-        </w:rPr>
-      </w:pPr>
-    </w:p>
-    <w:p>
-      <w:pPr>
-        <w:spacing w:after="0" w:line="240" w:lineRule="auto"/>
-        <w:rPr>
-          <w:rFonts w:ascii="Times New Roman" w:eastAsia="Times New Roman" w:hAnsi="Times New Roman" w:cs="Times New Roman"/>
-          <w:sz w:val="24"/>
-          <w:szCs w:val="24"/>
-        </w:rPr>
-      </w:pPr>
-    </w:p>
-    <w:p>
-      <w:pPr>
-        <w:spacing w:after="0" w:line="240" w:lineRule="auto"/>
-        <w:rPr>
-          <w:rFonts w:ascii="Times New Roman" w:eastAsia="Times New Roman" w:hAnsi="Times New Roman" w:cs="Times New Roman"/>
-          <w:sz w:val="24"/>
-          <w:szCs w:val="24"/>
-        </w:rPr>
-      </w:pPr>
-    </w:p>
-    <w:p>
-      <w:pPr>
-        <w:spacing w:after="0" w:line="240" w:lineRule="auto"/>
-        <w:rPr>
-          <w:rFonts w:ascii="Times New Roman" w:eastAsia="Times New Roman" w:hAnsi="Times New Roman" w:cs="Times New Roman"/>
-          <w:sz w:val="24"/>
-          <w:szCs w:val="24"/>
-        </w:rPr>
-      </w:pPr>
-    </w:p>
-    <w:p>
-      <w:pPr>
-        <w:spacing w:after="0" w:line="240" w:lineRule="auto"/>
-        <w:rPr>
-          <w:rFonts w:ascii="Times New Roman" w:eastAsia="Times New Roman" w:hAnsi="Times New Roman" w:cs="Times New Roman"/>
-          <w:sz w:val="24"/>
-          <w:szCs w:val="24"/>
-        </w:rPr>
-      </w:pPr>
-    </w:p>
-    <w:p>
-      <w:pPr>
-        <w:spacing w:after="0" w:line="240" w:lineRule="auto"/>
-        <w:rPr>
-          <w:rFonts w:ascii="Times New Roman" w:eastAsia="Times New Roman" w:hAnsi="Times New Roman" w:cs="Times New Roman"/>
-          <w:sz w:val="24"/>
-          <w:szCs w:val="24"/>
-        </w:rPr>
-      </w:pPr>
-    </w:p>
-    <w:p>
-      <w:pPr>
-        <w:spacing w:after="0" w:line="240" w:lineRule="auto"/>
-        <w:rPr>
-          <w:rFonts w:ascii="Times New Roman" w:eastAsia="Times New Roman" w:hAnsi="Times New Roman" w:cs="Times New Roman"/>
-          <w:sz w:val="24"/>
-          <w:szCs w:val="24"/>
-        </w:rPr>
-      </w:pPr>
-    </w:p>
-    <w:p>
-      <w:pPr>
-        <w:spacing w:after="0" w:line="240" w:lineRule="auto"/>
-        <w:rPr>
-          <w:rFonts w:ascii="Times New Roman" w:eastAsia="Times New Roman" w:hAnsi="Times New Roman" w:cs="Times New Roman"/>
-          <w:sz w:val="24"/>
-          <w:szCs w:val="24"/>
-        </w:rPr>
-      </w:pPr>
-    </w:p>
-    <w:p>
-      <w:pPr>
-        <w:spacing w:after="0" w:line="240" w:lineRule="auto"/>
-        <w:rPr>
-          <w:rFonts w:ascii="Times New Roman" w:eastAsia="Times New Roman" w:hAnsi="Times New Roman" w:cs="Times New Roman"/>
-          <w:sz w:val="24"/>
-          <w:szCs w:val="24"/>
-        </w:rPr>
-      </w:pPr>
-    </w:p>
-    <w:p>
-      <w:pPr>
-        <w:spacing w:after="0" w:line="240" w:lineRule="auto"/>
-        <w:rPr>
-          <w:rFonts w:ascii="Times New Roman" w:eastAsia="Times New Roman" w:hAnsi="Times New Roman" w:cs="Times New Roman"/>
-          <w:sz w:val="24"/>
-          <w:szCs w:val="24"/>
-        </w:rPr>
-      </w:pPr>
-    </w:p>
-    <w:p>
-      <w:pPr>
-        <w:spacing w:after="0" w:line="240" w:lineRule="auto"/>
-        <w:rPr>
-          <w:rFonts w:ascii="Times New Roman" w:eastAsia="Times New Roman" w:hAnsi="Times New Roman" w:cs="Times New Roman"/>
-          <w:sz w:val="24"/>
-          <w:szCs w:val="24"/>
-        </w:rPr>
-      </w:pPr>
-    </w:p>
-    <w:p>
-      <w:pPr>
-        <w:spacing w:after="0" w:line="240" w:lineRule="auto"/>
-        <w:rPr>
-          <w:rFonts w:ascii="Times New Roman" w:eastAsia="Times New Roman" w:hAnsi="Times New Roman" w:cs="Times New Roman"/>
-          <w:sz w:val="24"/>
-          <w:szCs w:val="24"/>
-        </w:rPr>
-      </w:pPr>
-    </w:p>
-    <w:p>
-      <w:pPr>
-        <w:spacing w:after="0" w:line="240" w:lineRule="auto"/>
-        <w:rPr>
-          <w:rFonts w:ascii="Times New Roman" w:eastAsia="Times New Roman" w:hAnsi="Times New Roman" w:cs="Times New Roman"/>
-          <w:sz w:val="24"/>
-          <w:szCs w:val="24"/>
-        </w:rPr>
-      </w:pPr>
-    </w:p>
-    <w:p>
-      <w:pPr>
-        <w:spacing w:after="200" w:line="240" w:lineRule="auto"/>
-        <w:rPr>
-          <w:rFonts w:ascii="Times New Roman" w:eastAsia="Times New Roman" w:hAnsi="Times New Roman" w:cs="Times New Roman"/>
-          <w:sz w:val="24"/>
-          <w:szCs w:val="24"/>
-        </w:rPr>
-      </w:pPr>
-      <w:r>
-        <w:rPr>
-          <w:rFonts w:ascii="Bookman Old Style" w:eastAsia="Bookman Old Style" w:hAnsi="Bookman Old Style" w:cs="Bookman Old Style"/>
-          <w:color w:val="000000"/>
-          <w:sz w:val="24"/>
-          <w:szCs w:val="24"/>
-        </w:rPr>
-        <w:t>II. BUKTI PENCAPAIAN PEKERJAAN</w:t>
-      </w:r>
-    </w:p>
-    <w:p>
-      <w:pPr>
-        <w:spacing w:after="0" w:line="240" w:lineRule="auto"/>
-        <w:ind w:left="360"/>
-        <w:rPr>
-          <w:rFonts w:ascii="Bookman Old Style" w:eastAsia="Bookman Old Style" w:hAnsi="Bookman Old Style" w:cs="Bookman Old Style"/>
-          <w:color w:val="000000"/>
-          <w:sz w:val="24"/>
-          <w:szCs w:val="24"/>
-        </w:rPr>
-      </w:pPr>
-      <w:proofErr w:type="spellStart"/>
-      <w:r>
-        <w:rPr>
-          <w:rFonts w:ascii="Bookman Old Style" w:eastAsia="Bookman Old Style" w:hAnsi="Bookman Old Style" w:cs="Bookman Old Style"/>
-          <w:color w:val="000000"/>
-          <w:sz w:val="24"/>
-          <w:szCs w:val="24"/>
-        </w:rPr>
-        <w:t>Screenshoot</w:t>
-      </w:r>
-      <w:proofErr w:type="spellEnd"/>
-      <w:r>
-        <w:rPr>
-          <w:rFonts w:ascii="Bookman Old Style" w:eastAsia="Bookman Old Style" w:hAnsi="Bookman Old Style" w:cs="Bookman Old Style"/>
-          <w:color w:val="000000"/>
-          <w:sz w:val="24"/>
-          <w:szCs w:val="24"/>
-        </w:rPr>
-        <w:t xml:space="preserve"> </w:t>
-      </w:r>
-      <w:proofErr w:type="spellStart"/>
-      <w:r>
-        <w:rPr>
-          <w:rFonts w:ascii="Bookman Old Style" w:eastAsia="Bookman Old Style" w:hAnsi="Bookman Old Style" w:cs="Bookman Old Style"/>
-          <w:color w:val="000000"/>
-          <w:sz w:val="24"/>
-          <w:szCs w:val="24"/>
-        </w:rPr>
-        <w:t>Aplikasi</w:t>
-      </w:r>
-      <w:proofErr w:type="spellEnd"/>
-      <w:r>
-        <w:rPr>
-          <w:rFonts w:ascii="Bookman Old Style" w:eastAsia="Bookman Old Style" w:hAnsi="Bookman Old Style" w:cs="Bookman Old Style"/>
-          <w:color w:val="000000"/>
-          <w:sz w:val="24"/>
-          <w:szCs w:val="24"/>
-        </w:rPr>
-        <w:t xml:space="preserve"> Fasih</w:t>
-      </w:r>
-    </w:p>
-    <w:p>
-      <w:pPr>
-        <w:widowControl w:val="0"/>
-        <w:spacing w:after="0" w:line="240" w:lineRule="auto"/>
-        <w:ind w:left="360"/>
-        <w:rPr>
-          <w:rFonts w:ascii="Bookman Old Style" w:eastAsia="Bookman Old Style" w:hAnsi="Bookman Old Style" w:cs="Bookman Old Style"/>
-          <w:sz w:val="24"/>
-          <w:szCs w:val="24"/>
-        </w:rPr>
-      </w:pPr>
-    </w:p>
-    <w:sdt>
-      <w:sdtPr>
-        <w:tag w:val="goog_rdk_0"/>
-        <w:id w:val="243236583"/>
-        <w:lock w:val="contentLocked"/>
-      </w:sdtPr>
-      <w:sdtContent>
-        <w:tbl>
-          <w:tblPr>
-            <w:tblStyle w:val="a3"/>
-            <w:tblW w:w="14400" w:type="dxa"/>
-            <w:tblInd w:w="0" w:type="dxa"/>
-            <w:tblBorders>
-              <w:top w:val="single" w:sz="4" w:space="0" w:color="000000"/>
-              <w:left w:val="single" w:sz="4" w:space="0" w:color="000000"/>
-              <w:bottom w:val="single" w:sz="4" w:space="0" w:color="000000"/>
-              <w:right w:val="single" w:sz="4" w:space="0" w:color="000000"/>
-              <w:insideH w:val="single" w:sz="4" w:space="0" w:color="000000"/>
-              <w:insideV w:val="single" w:sz="4" w:space="0" w:color="000000"/>
-            </w:tblBorders>
-            <w:tblLayout w:type="fixed"/>
-            <w:tblLook w:val="0400" w:firstRow="0" w:lastRow="0" w:firstColumn="0" w:lastColumn="0" w:noHBand="0" w:noVBand="1"/>
-          </w:tblPr>
-          <w:tblGrid>
-            <w:gridCol w:w="6640"/>
-            <w:gridCol w:w="7760"/>
-          </w:tblGrid>
-          <w:tr>
-            <w:trPr>
-              <w:trHeight w:val="1291"/>
-            </w:trPr>
-            <w:tc>
-              <w:tcPr>
-                <w:tcW w:w="6640" w:type="dxa"/>
-                <w:tcBorders>
-                  <w:top w:val="nil"/>
-                  <w:left w:val="nil"/>
-                  <w:bottom w:val="nil"/>
-                  <w:right w:val="nil"/>
-                </w:tcBorders>
-              </w:tcPr>
-              <w:p>
-                <w:pPr>
-                  <w:widowControl w:val="0"/>
-                  <w:spacing w:after="0" w:line="240" w:lineRule="auto"/>
-                  <w:jc w:val="center"/>
-                  <w:rPr>
-                    <w:rFonts w:ascii="Bookman Old Style" w:eastAsia="Bookman Old Style" w:hAnsi="Bookman Old Style" w:cs="Bookman Old Style"/>
-                    <w:sz w:val="24"/>
-                    <w:szCs w:val="24"/>
-                  </w:rPr>
-                </w:pPr>
-              </w:p>
-              <w:p>
-                <w:pPr>
-                  <w:widowControl w:val="0"/>
-                  <w:spacing w:after="0" w:line="240" w:lineRule="auto"/>
-                  <w:jc w:val="center"/>
-                  <w:rPr>
-                    <w:rFonts w:ascii="Bookman Old Style" w:eastAsia="Bookman Old Style" w:hAnsi="Bookman Old Style" w:cs="Bookman Old Style"/>
-                    <w:sz w:val="24"/>
-                    <w:szCs w:val="24"/>
-                  </w:rPr>
-                </w:pPr>
-              </w:p>
-              <w:p>
-                <w:pPr>
-                  <w:widowControl w:val="0"/>
-                  <w:spacing w:after="0" w:line="240" w:lineRule="auto"/>
-                  <w:jc w:val="center"/>
-                  <w:rPr>
-                    <w:rFonts w:ascii="Bookman Old Style" w:eastAsia="Bookman Old Style" w:hAnsi="Bookman Old Style" w:cs="Bookman Old Style"/>
-                    <w:sz w:val="24"/>
-                    <w:szCs w:val="24"/>
-                  </w:rPr>
-                </w:pPr>
-                <w:r>
-                  <w:rPr>
-                    <w:rFonts w:ascii="Bookman Old Style" w:eastAsia="Bookman Old Style" w:hAnsi="Bookman Old Style" w:cs="Bookman Old Style"/>
-                    <w:sz w:val="24"/>
-                    <w:szCs w:val="24"/>
-                  </w:rPr>
-                  <w:t>PIHAK KEDUA,</w:t>
-                </w:r>
-              </w:p>
-              <w:p>
-                <w:pPr>
-                  <w:widowControl w:val="0"/>
-                  <w:spacing w:after="0" w:line="240" w:lineRule="auto"/>
-                  <w:rPr>
-                    <w:rFonts w:ascii="Bookman Old Style" w:eastAsia="Bookman Old Style" w:hAnsi="Bookman Old Style" w:cs="Bookman Old Style"/>
-                    <w:sz w:val="24"/>
-                    <w:szCs w:val="24"/>
-                  </w:rPr>
-                </w:pPr>
-              </w:p>
-              <w:p>
-                <w:pPr>
-                  <w:widowControl w:val="0"/>
-                  <w:spacing w:after="0" w:line="240" w:lineRule="auto"/>
-                  <w:jc w:val="center"/>
-                  <w:rPr>
-                    <w:rFonts w:ascii="Bookman Old Style" w:eastAsia="Bookman Old Style" w:hAnsi="Bookman Old Style" w:cs="Bookman Old Style"/>
-                    <w:sz w:val="24"/>
-                    <w:szCs w:val="24"/>
-                  </w:rPr>
-                </w:pPr>
-              </w:p>
-              <w:p>
-                <w:pPr>
-                  <w:widowControl w:val="0"/>
-                  <w:spacing w:after="0" w:line="240" w:lineRule="auto"/>
-                  <w:jc w:val="center"/>
-                  <w:rPr>
-                    <w:rFonts w:ascii="Bookman Old Style" w:eastAsia="Bookman Old Style" w:hAnsi="Bookman Old Style" w:cs="Bookman Old Style"/>
-                    <w:sz w:val="24"/>
-                    <w:szCs w:val="24"/>
-                  </w:rPr>
-                </w:pPr>
-                <w:r>
-                  <w:rPr>
-                    <w:rFonts w:ascii="Bookman Old Style" w:eastAsia="Bookman Old Style" w:hAnsi="Bookman Old Style" w:cs="Bookman Old Style"/>
-                    <w:sz w:val="24"/>
-                    <w:szCs w:val="24"/>
-                  </w:rPr>
-                  <w:t>(.........................................)</w:t>
-                </w:r>
-              </w:p>
-            </w:tc>
-            <w:tc>
-              <w:tcPr>
-                <w:tcW w:w="7760" w:type="dxa"/>
-                <w:tcBorders>
-                  <w:top w:val="nil"/>
-                  <w:left w:val="nil"/>
-                  <w:bottom w:val="nil"/>
-                  <w:right w:val="nil"/>
-                </w:tcBorders>
-              </w:tcPr>
-              <w:p>
-                <w:pPr>
-                  <w:widowControl w:val="0"/>
-                  <w:spacing w:after="0" w:line="240" w:lineRule="auto"/>
-                  <w:jc w:val="center"/>
-                  <w:rPr>
-                    <w:rFonts w:ascii="Bookman Old Style" w:eastAsia="Bookman Old Style" w:hAnsi="Bookman Old Style" w:cs="Bookman Old Style"/>
-                    <w:sz w:val="24"/>
-                    <w:szCs w:val="24"/>
-                  </w:rPr>
-                </w:pPr>
-              </w:p>
-              <w:p>
-                <w:pPr>
-                  <w:widowControl w:val="0"/>
-                  <w:spacing w:after="0" w:line="240" w:lineRule="auto"/>
-                  <w:jc w:val="center"/>
-                  <w:rPr>
-                    <w:rFonts w:ascii="Bookman Old Style" w:eastAsia="Bookman Old Style" w:hAnsi="Bookman Old Style" w:cs="Bookman Old Style"/>
-                    <w:sz w:val="24"/>
-                    <w:szCs w:val="24"/>
-                  </w:rPr>
-                </w:pPr>
-              </w:p>
-              <w:p>
-                <w:pPr>
-                  <w:widowControl w:val="0"/>
-                  <w:spacing w:after="0" w:line="240" w:lineRule="auto"/>
-                  <w:jc w:val="center"/>
-                  <w:rPr>
-                    <w:rFonts w:ascii="Bookman Old Style" w:eastAsia="Bookman Old Style" w:hAnsi="Bookman Old Style" w:cs="Bookman Old Style"/>
-                    <w:sz w:val="24"/>
-                    <w:szCs w:val="24"/>
-                  </w:rPr>
-                </w:pPr>
-                <w:r>
-                  <w:rPr>
-                    <w:rFonts w:ascii="Bookman Old Style" w:eastAsia="Bookman Old Style" w:hAnsi="Bookman Old Style" w:cs="Bookman Old Style"/>
-                    <w:sz w:val="24"/>
-                    <w:szCs w:val="24"/>
-                  </w:rPr>
-                  <w:t>PIHAK PERTAMA,</w:t>
-                </w:r>
-              </w:p>
-              <w:p>
-                <w:pPr>
-                  <w:widowControl w:val="0"/>
-                  <w:spacing w:after="0" w:line="240" w:lineRule="auto"/>
-                  <w:rPr>
-                    <w:rFonts w:ascii="Bookman Old Style" w:eastAsia="Bookman Old Style" w:hAnsi="Bookman Old Style" w:cs="Bookman Old Style"/>
-                    <w:sz w:val="24"/>
-                    <w:szCs w:val="24"/>
-                  </w:rPr>
-                </w:pPr>
-              </w:p>
-              <w:p>
-                <w:pPr>
-                  <w:widowControl w:val="0"/>
-                  <w:spacing w:after="0" w:line="240" w:lineRule="auto"/>
-                  <w:jc w:val="center"/>
-                  <w:rPr>
-                    <w:rFonts w:ascii="Bookman Old Style" w:eastAsia="Bookman Old Style" w:hAnsi="Bookman Old Style" w:cs="Bookman Old Style"/>
-                    <w:sz w:val="24"/>
-                    <w:szCs w:val="24"/>
-                  </w:rPr>
-                </w:pPr>
-              </w:p>
-              <w:p>
-                <w:pPr>
-                  <w:widowControl w:val="0"/>
-                  <w:spacing w:after="0" w:line="240" w:lineRule="auto"/>
-                  <w:jc w:val="center"/>
-                  <w:rPr>
-                    <w:rFonts w:ascii="Bookman Old Style" w:eastAsia="Bookman Old Style" w:hAnsi="Bookman Old Style" w:cs="Bookman Old Style"/>
-                    <w:sz w:val="24"/>
-                    <w:szCs w:val="24"/>
-                  </w:rPr>
-                </w:pPr>
-                <w:r>
-                  <w:rPr>
-                    <w:rFonts w:ascii="Bookman Old Style" w:eastAsia="Bookman Old Style" w:hAnsi="Bookman Old Style" w:cs="Bookman Old Style"/>
-                    <w:sz w:val="24"/>
-                    <w:szCs w:val="24"/>
-                  </w:rPr>
-                  <w:t>(.........................................)</w:t>
-                </w:r>
-              </w:p>
-            </w:tc>
-          </w:tr>
-        </w:tbl>
-      </w:sdtContent>
-    </w:sdt>
-    <w:p>
-      <w:pPr>
-        <w:widowControl w:val="0"/>
-        <w:spacing w:after="0" w:line="240" w:lineRule="auto"/>
-        <w:rPr>
-          <w:rFonts w:ascii="Bookman Old Style" w:eastAsia="Bookman Old Style" w:hAnsi="Bookman Old Style" w:cs="Bookman Old Style"/>
-          <w:sz w:val="24"/>
-          <w:szCs w:val="24"/>
-        </w:rPr>
-      </w:pPr>
-    </w:p>
-    <w:p>
-      <w:pPr>
-        <w:widowControl w:val="0"/>
-        <w:spacing w:after="0" w:line="240" w:lineRule="auto"/>
-        <w:rPr>
-          <w:rFonts w:ascii="Bookman Old Style" w:eastAsia="Bookman Old Style" w:hAnsi="Bookman Old Style" w:cs="Bookman Old Style"/>
-          <w:sz w:val="24"/>
-          <w:szCs w:val="24"/>
-        </w:rPr>
-      </w:pPr>
-    </w:p>
-    <w:p>
-      <w:pPr>
-        <w:widowControl w:val="0"/>
-        <w:spacing w:after="0" w:line="240" w:lineRule="auto"/>
-        <w:rPr>
-          <w:rFonts w:ascii="Bookman Old Style" w:eastAsia="Bookman Old Style" w:hAnsi="Bookman Old Style" w:cs="Bookman Old Style"/>
-          <w:sz w:val="24"/>
-          <w:szCs w:val="24"/>
-        </w:rPr>
-      </w:pPr>
-    </w:p>
-    <w:p>
-      <w:pPr>
-        <w:widowControl w:val="0"/>
-        <w:spacing w:after="0" w:line="240" w:lineRule="auto"/>
-        <w:rPr>
-          <w:rFonts w:ascii="Bookman Old Style" w:eastAsia="Bookman Old Style" w:hAnsi="Bookman Old Style" w:cs="Bookman Old Style"/>
-          <w:sz w:val="24"/>
-          <w:szCs w:val="24"/>
-        </w:rPr>
-      </w:pPr>
-    </w:p>
-    <w:p>
-      <w:pPr>
-        <w:widowControl w:val="0"/>
-        <w:spacing w:after="0" w:line="240" w:lineRule="auto"/>
-        <w:rPr>
-          <w:rFonts w:ascii="Bookman Old Style" w:eastAsia="Bookman Old Style" w:hAnsi="Bookman Old Style" w:cs="Bookman Old Style"/>
-          <w:sz w:val="24"/>
-          <w:szCs w:val="24"/>
-        </w:rPr>
-      </w:pPr>
-    </w:p>
-    <w:p>
-      <w:pPr>
-        <w:widowControl w:val="0"/>
-        <w:spacing w:after="0" w:line="240" w:lineRule="auto"/>
-        <w:jc w:val="center"/>
-        <w:rPr>
-          <w:rFonts w:ascii="Bookman Old Style" w:eastAsia="Bookman Old Style" w:hAnsi="Bookman Old Style" w:cs="Bookman Old Style"/>
-          <w:sz w:val="24"/>
-          <w:szCs w:val="24"/>
-        </w:rPr>
-      </w:pPr>
-    </w:p>
-    <w:p>
-      <w:pPr>
-        <w:widowControl w:val="0"/>
-        <w:spacing w:after="0" w:line="240" w:lineRule="auto"/>
-        <w:jc w:val="center"/>
-        <w:rPr>
-          <w:rFonts w:ascii="Bookman Old Style" w:eastAsia="Bookman Old Style" w:hAnsi="Bookman Old Style" w:cs="Bookman Old Style"/>
-          <w:sz w:val="24"/>
-          <w:szCs w:val="24"/>
-        </w:rPr>
-      </w:pPr>
-      <w:proofErr w:type="spellStart"/>
-      <w:r>
-        <w:rPr>
-          <w:rFonts w:ascii="Bookman Old Style" w:eastAsia="Bookman Old Style" w:hAnsi="Bookman Old Style" w:cs="Bookman Old Style"/>
-          <w:sz w:val="24"/>
-          <w:szCs w:val="24"/>
-        </w:rPr>
-        <w:t>Menyetujui</w:t>
-      </w:r>
-      <w:proofErr w:type="spellEnd"/>
-      <w:r>
-        <w:rPr>
-          <w:rFonts w:ascii="Bookman Old Style" w:eastAsia="Bookman Old Style" w:hAnsi="Bookman Old Style" w:cs="Bookman Old Style"/>
-          <w:sz w:val="24"/>
-          <w:szCs w:val="24"/>
-        </w:rPr>
-        <w:t>,</w:t>
-      </w:r>
-      <w:r>
-        <w:rPr>
-          <w:rFonts w:ascii="Bookman Old Style" w:eastAsia="Bookman Old Style" w:hAnsi="Bookman Old Style" w:cs="Bookman Old Style"/>
-          <w:sz w:val="24"/>
-          <w:szCs w:val="24"/>
-        </w:rPr>
-        <w:br/>
-        <w:t>Pejabat Pembuat Komitmen</w:t>
-      </w:r>
-    </w:p>
-    <w:p>
-      <w:pPr>
-        <w:widowControl w:val="0"/>
-        <w:spacing w:after="0" w:line="240" w:lineRule="auto"/>
-        <w:rPr>
-          <w:rFonts w:ascii="Bookman Old Style" w:eastAsia="Bookman Old Style" w:hAnsi="Bookman Old Style" w:cs="Bookman Old Style"/>
-          <w:sz w:val="24"/>
-          <w:szCs w:val="24"/>
-        </w:rPr>
-      </w:pPr>
-    </w:p>
-    <w:p>
-      <w:pPr>
-        <w:widowControl w:val="0"/>
-        <w:spacing w:after="0" w:line="240" w:lineRule="auto"/>
-        <w:jc w:val="center"/>
-        <w:rPr>
-          <w:rFonts w:ascii="Bookman Old Style" w:eastAsia="Bookman Old Style" w:hAnsi="Bookman Old Style" w:cs="Bookman Old Style"/>
-          <w:sz w:val="24"/>
-          <w:szCs w:val="24"/>
-        </w:rPr>
-      </w:pPr>
-    </w:p>
-    <w:p>
-      <w:pPr>
-        <w:widowControl w:val="0"/>
-        <w:spacing w:after="0" w:line="240" w:lineRule="auto"/>
-        <w:jc w:val="center"/>
-        <w:rPr>
-          <w:rFonts w:ascii="Bookman Old Style" w:eastAsia="Bookman Old Style" w:hAnsi="Bookman Old Style" w:cs="Bookman Old Style"/>
-          <w:sz w:val="24"/>
-          <w:szCs w:val="24"/>
-        </w:rPr>
-      </w:pPr>
-      <w:r>
-        <w:rPr>
-          <w:rFonts w:ascii="Bookman Old Style" w:eastAsia="Bookman Old Style" w:hAnsi="Bookman Old Style" w:cs="Bookman Old Style"/>
-          <w:sz w:val="24"/>
-          <w:szCs w:val="24"/>
-        </w:rPr>
-        <w:t>${nama_ppk}</w:t>
-      </w:r>
-    </w:p>
-    <w:p>
-      <w:pPr>
-        <w:widowControl w:val="0"/>
-        <w:spacing w:after="0" w:line="240" w:lineRule="auto"/>
-        <w:rPr>
-          <w:rFonts w:ascii="Bookman Old Style" w:eastAsia="Bookman Old Style" w:hAnsi="Bookman Old Style" w:cs="Bookman Old Style"/>
-          <w:sz w:val="24"/>
-          <w:szCs w:val="24"/>
-        </w:rPr>
-      </w:pPr>
-    </w:p>
-    <w:p>
-      <w:pPr>
-        <w:widowControl w:val="0"/>
-        <w:spacing w:after="0" w:line="240" w:lineRule="auto"/>
-        <w:rPr>
-          <w:rFonts w:ascii="Bookman Old Style" w:eastAsia="Bookman Old Style" w:hAnsi="Bookman Old Style" w:cs="Bookman Old Style"/>
-          <w:sz w:val="24"/>
-          <w:szCs w:val="24"/>
-        </w:rPr>
-      </w:pPr>
-    </w:p>
-    <w:p/>
     <w:sectPr>
       <w:pgSz w:w="15840" w:h="12240" w:orient="landscape"/>
       <w:pgMar w:top="1440" w:right="1440" w:bottom="1440" w:left="1440" w:header="708" w:footer="708" w:gutter="0"/>

--- a/static/templates-se2026/bapp_termin2_pml_se2026.docx
+++ b/static/templates-se2026/bapp_termin2_pml_se2026.docx
@@ -1835,7 +1835,7 @@
           <w:sz w:val="24"/>
           <w:szCs w:val="24"/>
         </w:rPr>
-        <w:t>sebesar ${target_sls} SLS/Sub-SLS dan/</w:t>
+        <w:t>sebesar ${realisasi_sls} SLS/Sub-SLS dan/</w:t>
       </w:r>
       <w:proofErr w:type="spellEnd"/>
       <w:r>
@@ -3119,7 +3119,7 @@
           <w:sz w:val="24"/>
           <w:szCs w:val="24"/>
         </w:rPr>
-        <w:t>sejumlah ${target_sls} SLS/Sub-SLS dan/</w:t>
+        <w:t>sejumlah ${realisasi_sls} SLS/Sub-SLS dan/</w:t>
       </w:r>
       <w:proofErr w:type="spellEnd"/>
       <w:r>

--- a/static/templates-se2026/bapp_termin2_pml_se2026.docx
+++ b/static/templates-se2026/bapp_termin2_pml_se2026.docx
@@ -6517,6 +6517,52 @@
         <w:br/>
         <w:t>Pejabat Pembuat Komitmen</w:t>
       </w:r>
+    </w:p>
+    <w:p>
+      <w:pPr>
+        <w:widowControl w:val="0"/>
+        <w:spacing w:after="0" w:line="240" w:lineRule="auto"/>
+        <w:rPr>
+          <w:rFonts w:ascii="Bookman Old Style" w:eastAsia="Bookman Old Style" w:hAnsi="Bookman Old Style" w:cs="Bookman Old Style"/>
+          <w:sz w:val="24"/>
+          <w:szCs w:val="24"/>
+        </w:rPr>
+      </w:pPr>
+    </w:p>
+    <w:p>
+      <w:pPr>
+        <w:widowControl w:val="0"/>
+        <w:spacing w:after="0" w:line="240" w:lineRule="auto"/>
+        <w:jc w:val="center"/>
+        <w:rPr>
+          <w:rFonts w:ascii="Bookman Old Style" w:eastAsia="Bookman Old Style" w:hAnsi="Bookman Old Style" w:cs="Bookman Old Style"/>
+          <w:sz w:val="24"/>
+          <w:szCs w:val="24"/>
+        </w:rPr>
+      </w:pPr>
+    </w:p>
+    <w:p>
+      <w:pPr>
+        <w:widowControl w:val="0"/>
+        <w:spacing w:after="0" w:line="240" w:lineRule="auto"/>
+        <w:rPr>
+          <w:rFonts w:ascii="Bookman Old Style" w:eastAsia="Bookman Old Style" w:hAnsi="Bookman Old Style" w:cs="Bookman Old Style"/>
+          <w:sz w:val="24"/>
+          <w:szCs w:val="24"/>
+        </w:rPr>
+      </w:pPr>
+    </w:p>
+    <w:p>
+      <w:pPr>
+        <w:widowControl w:val="0"/>
+        <w:spacing w:after="0" w:line="240" w:lineRule="auto"/>
+        <w:jc w:val="center"/>
+        <w:rPr>
+          <w:rFonts w:ascii="Bookman Old Style" w:eastAsia="Bookman Old Style" w:hAnsi="Bookman Old Style" w:cs="Bookman Old Style"/>
+          <w:sz w:val="24"/>
+          <w:szCs w:val="24"/>
+        </w:rPr>
+      </w:pPr>
     </w:p>
     <w:p>
       <w:pPr>
